--- a/download/GHMS_Police_Module_Technical_Proposal.docx
+++ b/download/GHMS_Police_Module_Technical_Proposal.docx
@@ -306,867 +306,9 @@
         <w:p>
           <w:r>
             <w:fldChar w:fldCharType="begin" w:dirty="true"/>
-          </w:r>
-          <w:r>
             <w:instrText xml:space="preserve">TOC \h \o "1-3"</w:instrText>
-          </w:r>
-          <w:r>
             <w:fldChar w:fldCharType="separate"/>
           </w:r>
-        </w:p>
-        <w:p>
-          <w:pPr>
-            <w:pStyle w:val="9"/>
-            <w:tabs>
-              <w:tab w:val="right" w:leader="dot" w:pos="9026"/>
-            </w:tabs>
-            <w:spacing w:before="120" w:after="60"/>
-          </w:pPr>
-          <w:hyperlink w:anchor="_Toc100000" w:history="1">
-            <w:r>
-              <w:rPr>
-                <w:rStyle w:val="Hyperlink"/>
-              </w:rPr>
-              <w:t>1. Executive Summary</w:t>
-            </w:r>
-            <w:r>
-              <w:tab/>
-            </w:r>
-            <w:r>
-              <w:fldChar w:fldCharType="begin"/>
-            </w:r>
-            <w:r>
-              <w:instrText xml:space="preserve"> PAGEREF _Toc100000 \h </w:instrText>
-            </w:r>
-            <w:r>
-              <w:fldChar w:fldCharType="separate"/>
-            </w:r>
-            <w:r>
-              <w:t>1</w:t>
-            </w:r>
-            <w:r>
-              <w:fldChar w:fldCharType="end"/>
-            </w:r>
-          </w:hyperlink>
-        </w:p>
-        <w:p>
-          <w:pPr>
-            <w:pStyle w:val="9"/>
-            <w:tabs>
-              <w:tab w:val="right" w:leader="dot" w:pos="9026"/>
-            </w:tabs>
-            <w:spacing w:before="120" w:after="60"/>
-          </w:pPr>
-          <w:hyperlink w:anchor="_Toc100001" w:history="1">
-            <w:r>
-              <w:rPr>
-                <w:rStyle w:val="Hyperlink"/>
-              </w:rPr>
-              <w:t>2. System Architecture Overview</w:t>
-            </w:r>
-            <w:r>
-              <w:tab/>
-            </w:r>
-            <w:r>
-              <w:fldChar w:fldCharType="begin"/>
-            </w:r>
-            <w:r>
-              <w:instrText xml:space="preserve"> PAGEREF _Toc100001 \h </w:instrText>
-            </w:r>
-            <w:r>
-              <w:fldChar w:fldCharType="separate"/>
-            </w:r>
-            <w:r>
-              <w:t>2</w:t>
-            </w:r>
-            <w:r>
-              <w:fldChar w:fldCharType="end"/>
-            </w:r>
-          </w:hyperlink>
-        </w:p>
-        <w:p>
-          <w:pPr>
-            <w:pStyle w:val="11"/>
-            <w:ind w:left="360"/>
-            <w:tabs>
-              <w:tab w:val="right" w:leader="dot" w:pos="9026"/>
-            </w:tabs>
-            <w:spacing w:before="120" w:after="60"/>
-          </w:pPr>
-          <w:hyperlink w:anchor="_Toc100002" w:history="1">
-            <w:r>
-              <w:rPr>
-                <w:rStyle w:val="Hyperlink"/>
-              </w:rPr>
-              <w:t>2.1 Police Module as the Central Hub</w:t>
-            </w:r>
-            <w:r>
-              <w:tab/>
-            </w:r>
-            <w:r>
-              <w:fldChar w:fldCharType="begin"/>
-            </w:r>
-            <w:r>
-              <w:instrText xml:space="preserve"> PAGEREF _Toc100002 \h </w:instrText>
-            </w:r>
-            <w:r>
-              <w:fldChar w:fldCharType="separate"/>
-            </w:r>
-            <w:r>
-              <w:t>2</w:t>
-            </w:r>
-            <w:r>
-              <w:fldChar w:fldCharType="end"/>
-            </w:r>
-          </w:hyperlink>
-        </w:p>
-        <w:p>
-          <w:pPr>
-            <w:pStyle w:val="9"/>
-            <w:tabs>
-              <w:tab w:val="right" w:leader="dot" w:pos="9026"/>
-            </w:tabs>
-            <w:spacing w:before="120" w:after="60"/>
-          </w:pPr>
-          <w:hyperlink w:anchor="_Toc100003" w:history="1">
-            <w:r>
-              <w:rPr>
-                <w:rStyle w:val="Hyperlink"/>
-              </w:rPr>
-              <w:t>3. Police Module - Core Design Philosophy</w:t>
-            </w:r>
-            <w:r>
-              <w:tab/>
-            </w:r>
-            <w:r>
-              <w:fldChar w:fldCharType="begin"/>
-            </w:r>
-            <w:r>
-              <w:instrText xml:space="preserve"> PAGEREF _Toc100003 \h </w:instrText>
-            </w:r>
-            <w:r>
-              <w:fldChar w:fldCharType="separate"/>
-            </w:r>
-            <w:r>
-              <w:t>3</w:t>
-            </w:r>
-            <w:r>
-              <w:fldChar w:fldCharType="end"/>
-            </w:r>
-          </w:hyperlink>
-        </w:p>
-        <w:p>
-          <w:pPr>
-            <w:pStyle w:val="11"/>
-            <w:ind w:left="360"/>
-            <w:tabs>
-              <w:tab w:val="right" w:leader="dot" w:pos="9026"/>
-            </w:tabs>
-            <w:spacing w:before="120" w:after="60"/>
-          </w:pPr>
-          <w:hyperlink w:anchor="_Toc100004" w:history="1">
-            <w:r>
-              <w:rPr>
-                <w:rStyle w:val="Hyperlink"/>
-              </w:rPr>
-              <w:t>3.1 Regulatory Compliance by Construction</w:t>
-            </w:r>
-            <w:r>
-              <w:tab/>
-            </w:r>
-            <w:r>
-              <w:fldChar w:fldCharType="begin"/>
-            </w:r>
-            <w:r>
-              <w:instrText xml:space="preserve"> PAGEREF _Toc100004 \h </w:instrText>
-            </w:r>
-            <w:r>
-              <w:fldChar w:fldCharType="separate"/>
-            </w:r>
-            <w:r>
-              <w:t>3</w:t>
-            </w:r>
-            <w:r>
-              <w:fldChar w:fldCharType="end"/>
-            </w:r>
-          </w:hyperlink>
-        </w:p>
-        <w:p>
-          <w:pPr>
-            <w:pStyle w:val="11"/>
-            <w:ind w:left="360"/>
-            <w:tabs>
-              <w:tab w:val="right" w:leader="dot" w:pos="9026"/>
-            </w:tabs>
-            <w:spacing w:before="120" w:after="60"/>
-          </w:pPr>
-          <w:hyperlink w:anchor="_Toc100005" w:history="1">
-            <w:r>
-              <w:rPr>
-                <w:rStyle w:val="Hyperlink"/>
-              </w:rPr>
-              <w:t>3.2 Real-time Intelligence Pipeline</w:t>
-            </w:r>
-            <w:r>
-              <w:tab/>
-            </w:r>
-            <w:r>
-              <w:fldChar w:fldCharType="begin"/>
-            </w:r>
-            <w:r>
-              <w:instrText xml:space="preserve"> PAGEREF _Toc100005 \h </w:instrText>
-            </w:r>
-            <w:r>
-              <w:fldChar w:fldCharType="separate"/>
-            </w:r>
-            <w:r>
-              <w:t>3</w:t>
-            </w:r>
-            <w:r>
-              <w:fldChar w:fldCharType="end"/>
-            </w:r>
-          </w:hyperlink>
-        </w:p>
-        <w:p>
-          <w:pPr>
-            <w:pStyle w:val="11"/>
-            <w:ind w:left="360"/>
-            <w:tabs>
-              <w:tab w:val="right" w:leader="dot" w:pos="9026"/>
-            </w:tabs>
-            <w:spacing w:before="120" w:after="60"/>
-          </w:pPr>
-          <w:hyperlink w:anchor="_Toc100006" w:history="1">
-            <w:r>
-              <w:rPr>
-                <w:rStyle w:val="Hyperlink"/>
-              </w:rPr>
-              <w:t>3.3 Fail-Safe Enforcement</w:t>
-            </w:r>
-            <w:r>
-              <w:tab/>
-            </w:r>
-            <w:r>
-              <w:fldChar w:fldCharType="begin"/>
-            </w:r>
-            <w:r>
-              <w:instrText xml:space="preserve"> PAGEREF _Toc100006 \h </w:instrText>
-            </w:r>
-            <w:r>
-              <w:fldChar w:fldCharType="separate"/>
-            </w:r>
-            <w:r>
-              <w:t>3</w:t>
-            </w:r>
-            <w:r>
-              <w:fldChar w:fldCharType="end"/>
-            </w:r>
-          </w:hyperlink>
-        </w:p>
-        <w:p>
-          <w:pPr>
-            <w:pStyle w:val="9"/>
-            <w:tabs>
-              <w:tab w:val="right" w:leader="dot" w:pos="9026"/>
-            </w:tabs>
-            <w:spacing w:before="120" w:after="60"/>
-          </w:pPr>
-          <w:hyperlink w:anchor="_Toc100007" w:history="1">
-            <w:r>
-              <w:rPr>
-                <w:rStyle w:val="Hyperlink"/>
-              </w:rPr>
-              <w:t>4. Data Model &amp; Entity Relationships</w:t>
-            </w:r>
-            <w:r>
-              <w:tab/>
-            </w:r>
-            <w:r>
-              <w:fldChar w:fldCharType="begin"/>
-            </w:r>
-            <w:r>
-              <w:instrText xml:space="preserve"> PAGEREF _Toc100007 \h </w:instrText>
-            </w:r>
-            <w:r>
-              <w:fldChar w:fldCharType="separate"/>
-            </w:r>
-            <w:r>
-              <w:t>4</w:t>
-            </w:r>
-            <w:r>
-              <w:fldChar w:fldCharType="end"/>
-            </w:r>
-          </w:hyperlink>
-        </w:p>
-        <w:p>
-          <w:pPr>
-            <w:pStyle w:val="11"/>
-            <w:ind w:left="360"/>
-            <w:tabs>
-              <w:tab w:val="right" w:leader="dot" w:pos="9026"/>
-            </w:tabs>
-            <w:spacing w:before="120" w:after="60"/>
-          </w:pPr>
-          <w:hyperlink w:anchor="_Toc100008" w:history="1">
-            <w:r>
-              <w:rPr>
-                <w:rStyle w:val="Hyperlink"/>
-              </w:rPr>
-              <w:t>4.1 Key Database Design Decisions</w:t>
-            </w:r>
-            <w:r>
-              <w:tab/>
-            </w:r>
-            <w:r>
-              <w:fldChar w:fldCharType="begin"/>
-            </w:r>
-            <w:r>
-              <w:instrText xml:space="preserve"> PAGEREF _Toc100008 \h </w:instrText>
-            </w:r>
-            <w:r>
-              <w:fldChar w:fldCharType="separate"/>
-            </w:r>
-            <w:r>
-              <w:t>4</w:t>
-            </w:r>
-            <w:r>
-              <w:fldChar w:fldCharType="end"/>
-            </w:r>
-          </w:hyperlink>
-        </w:p>
-        <w:p>
-          <w:pPr>
-            <w:pStyle w:val="9"/>
-            <w:tabs>
-              <w:tab w:val="right" w:leader="dot" w:pos="9026"/>
-            </w:tabs>
-            <w:spacing w:before="120" w:after="60"/>
-          </w:pPr>
-          <w:hyperlink w:anchor="_Toc100009" w:history="1">
-            <w:r>
-              <w:rPr>
-                <w:rStyle w:val="Hyperlink"/>
-              </w:rPr>
-              <w:t>5. Guest Registration &amp; Verification Flow</w:t>
-            </w:r>
-            <w:r>
-              <w:tab/>
-            </w:r>
-            <w:r>
-              <w:fldChar w:fldCharType="begin"/>
-            </w:r>
-            <w:r>
-              <w:instrText xml:space="preserve"> PAGEREF _Toc100009 \h </w:instrText>
-            </w:r>
-            <w:r>
-              <w:fldChar w:fldCharType="separate"/>
-            </w:r>
-            <w:r>
-              <w:t>4</w:t>
-            </w:r>
-            <w:r>
-              <w:fldChar w:fldCharType="end"/>
-            </w:r>
-          </w:hyperlink>
-        </w:p>
-        <w:p>
-          <w:pPr>
-            <w:pStyle w:val="11"/>
-            <w:ind w:left="360"/>
-            <w:tabs>
-              <w:tab w:val="right" w:leader="dot" w:pos="9026"/>
-            </w:tabs>
-            <w:spacing w:before="120" w:after="60"/>
-          </w:pPr>
-          <w:hyperlink w:anchor="_Toc100010" w:history="1">
-            <w:r>
-              <w:rPr>
-                <w:rStyle w:val="Hyperlink"/>
-              </w:rPr>
-              <w:t>5.1 Technical Implementation of the Verification Pipeline</w:t>
-            </w:r>
-            <w:r>
-              <w:tab/>
-            </w:r>
-            <w:r>
-              <w:fldChar w:fldCharType="begin"/>
-            </w:r>
-            <w:r>
-              <w:instrText xml:space="preserve"> PAGEREF _Toc100010 \h </w:instrText>
-            </w:r>
-            <w:r>
-              <w:fldChar w:fldCharType="separate"/>
-            </w:r>
-            <w:r>
-              <w:t>5</w:t>
-            </w:r>
-            <w:r>
-              <w:fldChar w:fldCharType="end"/>
-            </w:r>
-          </w:hyperlink>
-        </w:p>
-        <w:p>
-          <w:pPr>
-            <w:pStyle w:val="9"/>
-            <w:tabs>
-              <w:tab w:val="right" w:leader="dot" w:pos="9026"/>
-            </w:tabs>
-            <w:spacing w:before="120" w:after="60"/>
-          </w:pPr>
-          <w:hyperlink w:anchor="_Toc100011" w:history="1">
-            <w:r>
-              <w:rPr>
-                <w:rStyle w:val="Hyperlink"/>
-              </w:rPr>
-              <w:t>6. Real-time Monitoring &amp; Alert System</w:t>
-            </w:r>
-            <w:r>
-              <w:tab/>
-            </w:r>
-            <w:r>
-              <w:fldChar w:fldCharType="begin"/>
-            </w:r>
-            <w:r>
-              <w:instrText xml:space="preserve"> PAGEREF _Toc100011 \h </w:instrText>
-            </w:r>
-            <w:r>
-              <w:fldChar w:fldCharType="separate"/>
-            </w:r>
-            <w:r>
-              <w:t>5</w:t>
-            </w:r>
-            <w:r>
-              <w:fldChar w:fldCharType="end"/>
-            </w:r>
-          </w:hyperlink>
-        </w:p>
-        <w:p>
-          <w:pPr>
-            <w:pStyle w:val="11"/>
-            <w:ind w:left="360"/>
-            <w:tabs>
-              <w:tab w:val="right" w:leader="dot" w:pos="9026"/>
-            </w:tabs>
-            <w:spacing w:before="120" w:after="60"/>
-          </w:pPr>
-          <w:hyperlink w:anchor="_Toc100012" w:history="1">
-            <w:r>
-              <w:rPr>
-                <w:rStyle w:val="Hyperlink"/>
-              </w:rPr>
-              <w:t>6.1 WebSocket Architecture for Live Updates</w:t>
-            </w:r>
-            <w:r>
-              <w:tab/>
-            </w:r>
-            <w:r>
-              <w:fldChar w:fldCharType="begin"/>
-            </w:r>
-            <w:r>
-              <w:instrText xml:space="preserve"> PAGEREF _Toc100012 \h </w:instrText>
-            </w:r>
-            <w:r>
-              <w:fldChar w:fldCharType="separate"/>
-            </w:r>
-            <w:r>
-              <w:t>6</w:t>
-            </w:r>
-            <w:r>
-              <w:fldChar w:fldCharType="end"/>
-            </w:r>
-          </w:hyperlink>
-        </w:p>
-        <w:p>
-          <w:pPr>
-            <w:pStyle w:val="11"/>
-            <w:ind w:left="360"/>
-            <w:tabs>
-              <w:tab w:val="right" w:leader="dot" w:pos="9026"/>
-            </w:tabs>
-            <w:spacing w:before="120" w:after="60"/>
-          </w:pPr>
-          <w:hyperlink w:anchor="_Toc100013" w:history="1">
-            <w:r>
-              <w:rPr>
-                <w:rStyle w:val="Hyperlink"/>
-              </w:rPr>
-              <w:t>6.2 Alert Severity and Escalation Logic</w:t>
-            </w:r>
-            <w:r>
-              <w:tab/>
-            </w:r>
-            <w:r>
-              <w:fldChar w:fldCharType="begin"/>
-            </w:r>
-            <w:r>
-              <w:instrText xml:space="preserve"> PAGEREF _Toc100013 \h </w:instrText>
-            </w:r>
-            <w:r>
-              <w:fldChar w:fldCharType="separate"/>
-            </w:r>
-            <w:r>
-              <w:t>6</w:t>
-            </w:r>
-            <w:r>
-              <w:fldChar w:fldCharType="end"/>
-            </w:r>
-          </w:hyperlink>
-        </w:p>
-        <w:p>
-          <w:pPr>
-            <w:pStyle w:val="9"/>
-            <w:tabs>
-              <w:tab w:val="right" w:leader="dot" w:pos="9026"/>
-            </w:tabs>
-            <w:spacing w:before="120" w:after="60"/>
-          </w:pPr>
-          <w:hyperlink w:anchor="_Toc100014" w:history="1">
-            <w:r>
-              <w:rPr>
-                <w:rStyle w:val="Hyperlink"/>
-              </w:rPr>
-              <w:t>7. Integration Points - Connecting Every Subsystem</w:t>
-            </w:r>
-            <w:r>
-              <w:tab/>
-            </w:r>
-            <w:r>
-              <w:fldChar w:fldCharType="begin"/>
-            </w:r>
-            <w:r>
-              <w:instrText xml:space="preserve"> PAGEREF _Toc100014 \h </w:instrText>
-            </w:r>
-            <w:r>
-              <w:fldChar w:fldCharType="separate"/>
-            </w:r>
-            <w:r>
-              <w:t>7</w:t>
-            </w:r>
-            <w:r>
-              <w:fldChar w:fldCharType="end"/>
-            </w:r>
-          </w:hyperlink>
-        </w:p>
-        <w:p>
-          <w:pPr>
-            <w:pStyle w:val="11"/>
-            <w:ind w:left="360"/>
-            <w:tabs>
-              <w:tab w:val="right" w:leader="dot" w:pos="9026"/>
-            </w:tabs>
-            <w:spacing w:before="120" w:after="60"/>
-          </w:pPr>
-          <w:hyperlink w:anchor="_Toc100015" w:history="1">
-            <w:r>
-              <w:rPr>
-                <w:rStyle w:val="Hyperlink"/>
-              </w:rPr>
-              <w:t>7.1 Integration with Guest Management</w:t>
-            </w:r>
-            <w:r>
-              <w:tab/>
-            </w:r>
-            <w:r>
-              <w:fldChar w:fldCharType="begin"/>
-            </w:r>
-            <w:r>
-              <w:instrText xml:space="preserve"> PAGEREF _Toc100015 \h </w:instrText>
-            </w:r>
-            <w:r>
-              <w:fldChar w:fldCharType="separate"/>
-            </w:r>
-            <w:r>
-              <w:t>7</w:t>
-            </w:r>
-            <w:r>
-              <w:fldChar w:fldCharType="end"/>
-            </w:r>
-          </w:hyperlink>
-        </w:p>
-        <w:p>
-          <w:pPr>
-            <w:pStyle w:val="11"/>
-            <w:ind w:left="360"/>
-            <w:tabs>
-              <w:tab w:val="right" w:leader="dot" w:pos="9026"/>
-            </w:tabs>
-            <w:spacing w:before="120" w:after="60"/>
-          </w:pPr>
-          <w:hyperlink w:anchor="_Toc100016" w:history="1">
-            <w:r>
-              <w:rPr>
-                <w:rStyle w:val="Hyperlink"/>
-              </w:rPr>
-              <w:t>7.2 Integration with Booking Engine</w:t>
-            </w:r>
-            <w:r>
-              <w:tab/>
-            </w:r>
-            <w:r>
-              <w:fldChar w:fldCharType="begin"/>
-            </w:r>
-            <w:r>
-              <w:instrText xml:space="preserve"> PAGEREF _Toc100016 \h </w:instrText>
-            </w:r>
-            <w:r>
-              <w:fldChar w:fldCharType="separate"/>
-            </w:r>
-            <w:r>
-              <w:t>7</w:t>
-            </w:r>
-            <w:r>
-              <w:fldChar w:fldCharType="end"/>
-            </w:r>
-          </w:hyperlink>
-        </w:p>
-        <w:p>
-          <w:pPr>
-            <w:pStyle w:val="11"/>
-            <w:ind w:left="360"/>
-            <w:tabs>
-              <w:tab w:val="right" w:leader="dot" w:pos="9026"/>
-            </w:tabs>
-            <w:spacing w:before="120" w:after="60"/>
-          </w:pPr>
-          <w:hyperlink w:anchor="_Toc100017" w:history="1">
-            <w:r>
-              <w:rPr>
-                <w:rStyle w:val="Hyperlink"/>
-              </w:rPr>
-              <w:t>7.3 Integration with Payment Gateway</w:t>
-            </w:r>
-            <w:r>
-              <w:tab/>
-            </w:r>
-            <w:r>
-              <w:fldChar w:fldCharType="begin"/>
-            </w:r>
-            <w:r>
-              <w:instrText xml:space="preserve"> PAGEREF _Toc100017 \h </w:instrText>
-            </w:r>
-            <w:r>
-              <w:fldChar w:fldCharType="separate"/>
-            </w:r>
-            <w:r>
-              <w:t>8</w:t>
-            </w:r>
-            <w:r>
-              <w:fldChar w:fldCharType="end"/>
-            </w:r>
-          </w:hyperlink>
-        </w:p>
-        <w:p>
-          <w:pPr>
-            <w:pStyle w:val="11"/>
-            <w:ind w:left="360"/>
-            <w:tabs>
-              <w:tab w:val="right" w:leader="dot" w:pos="9026"/>
-            </w:tabs>
-            <w:spacing w:before="120" w:after="60"/>
-          </w:pPr>
-          <w:hyperlink w:anchor="_Toc100018" w:history="1">
-            <w:r>
-              <w:rPr>
-                <w:rStyle w:val="Hyperlink"/>
-              </w:rPr>
-              <w:t>7.4 Integration with Notification Service</w:t>
-            </w:r>
-            <w:r>
-              <w:tab/>
-            </w:r>
-            <w:r>
-              <w:fldChar w:fldCharType="begin"/>
-            </w:r>
-            <w:r>
-              <w:instrText xml:space="preserve"> PAGEREF _Toc100018 \h </w:instrText>
-            </w:r>
-            <w:r>
-              <w:fldChar w:fldCharType="separate"/>
-            </w:r>
-            <w:r>
-              <w:t>8</w:t>
-            </w:r>
-            <w:r>
-              <w:fldChar w:fldCharType="end"/>
-            </w:r>
-          </w:hyperlink>
-        </w:p>
-        <w:p>
-          <w:pPr>
-            <w:pStyle w:val="9"/>
-            <w:tabs>
-              <w:tab w:val="right" w:leader="dot" w:pos="9026"/>
-            </w:tabs>
-            <w:spacing w:before="120" w:after="60"/>
-          </w:pPr>
-          <w:hyperlink w:anchor="_Toc100019" w:history="1">
-            <w:r>
-              <w:rPr>
-                <w:rStyle w:val="Hyperlink"/>
-              </w:rPr>
-              <w:t>8. Technology Stack &amp; Security Architecture</w:t>
-            </w:r>
-            <w:r>
-              <w:tab/>
-            </w:r>
-            <w:r>
-              <w:fldChar w:fldCharType="begin"/>
-            </w:r>
-            <w:r>
-              <w:instrText xml:space="preserve"> PAGEREF _Toc100019 \h </w:instrText>
-            </w:r>
-            <w:r>
-              <w:fldChar w:fldCharType="separate"/>
-            </w:r>
-            <w:r>
-              <w:t>8</w:t>
-            </w:r>
-            <w:r>
-              <w:fldChar w:fldCharType="end"/>
-            </w:r>
-          </w:hyperlink>
-        </w:p>
-        <w:p>
-          <w:pPr>
-            <w:pStyle w:val="11"/>
-            <w:ind w:left="360"/>
-            <w:tabs>
-              <w:tab w:val="right" w:leader="dot" w:pos="9026"/>
-            </w:tabs>
-            <w:spacing w:before="120" w:after="60"/>
-          </w:pPr>
-          <w:hyperlink w:anchor="_Toc100020" w:history="1">
-            <w:r>
-              <w:rPr>
-                <w:rStyle w:val="Hyperlink"/>
-              </w:rPr>
-              <w:t>8.1 Authentication and Authorization</w:t>
-            </w:r>
-            <w:r>
-              <w:tab/>
-            </w:r>
-            <w:r>
-              <w:fldChar w:fldCharType="begin"/>
-            </w:r>
-            <w:r>
-              <w:instrText xml:space="preserve"> PAGEREF _Toc100020 \h </w:instrText>
-            </w:r>
-            <w:r>
-              <w:fldChar w:fldCharType="separate"/>
-            </w:r>
-            <w:r>
-              <w:t>8</w:t>
-            </w:r>
-            <w:r>
-              <w:fldChar w:fldCharType="end"/>
-            </w:r>
-          </w:hyperlink>
-        </w:p>
-        <w:p>
-          <w:pPr>
-            <w:pStyle w:val="11"/>
-            <w:ind w:left="360"/>
-            <w:tabs>
-              <w:tab w:val="right" w:leader="dot" w:pos="9026"/>
-            </w:tabs>
-            <w:spacing w:before="120" w:after="60"/>
-          </w:pPr>
-          <w:hyperlink w:anchor="_Toc100021" w:history="1">
-            <w:r>
-              <w:rPr>
-                <w:rStyle w:val="Hyperlink"/>
-              </w:rPr>
-              <w:t>8.2 Data Encryption and Integrity</w:t>
-            </w:r>
-            <w:r>
-              <w:tab/>
-            </w:r>
-            <w:r>
-              <w:fldChar w:fldCharType="begin"/>
-            </w:r>
-            <w:r>
-              <w:instrText xml:space="preserve"> PAGEREF _Toc100021 \h </w:instrText>
-            </w:r>
-            <w:r>
-              <w:fldChar w:fldCharType="separate"/>
-            </w:r>
-            <w:r>
-              <w:t>9</w:t>
-            </w:r>
-            <w:r>
-              <w:fldChar w:fldCharType="end"/>
-            </w:r>
-          </w:hyperlink>
-        </w:p>
-        <w:p>
-          <w:pPr>
-            <w:pStyle w:val="9"/>
-            <w:tabs>
-              <w:tab w:val="right" w:leader="dot" w:pos="9026"/>
-            </w:tabs>
-            <w:spacing w:before="120" w:after="60"/>
-          </w:pPr>
-          <w:hyperlink w:anchor="_Toc100022" w:history="1">
-            <w:r>
-              <w:rPr>
-                <w:rStyle w:val="Hyperlink"/>
-              </w:rPr>
-              <w:t>9. Implementation Roadmap</w:t>
-            </w:r>
-            <w:r>
-              <w:tab/>
-            </w:r>
-            <w:r>
-              <w:fldChar w:fldCharType="begin"/>
-            </w:r>
-            <w:r>
-              <w:instrText xml:space="preserve"> PAGEREF _Toc100022 \h </w:instrText>
-            </w:r>
-            <w:r>
-              <w:fldChar w:fldCharType="separate"/>
-            </w:r>
-            <w:r>
-              <w:t>9</w:t>
-            </w:r>
-            <w:r>
-              <w:fldChar w:fldCharType="end"/>
-            </w:r>
-          </w:hyperlink>
-        </w:p>
-        <w:p>
-          <w:pPr>
-            <w:pStyle w:val="9"/>
-            <w:tabs>
-              <w:tab w:val="right" w:leader="dot" w:pos="9026"/>
-            </w:tabs>
-            <w:spacing w:before="120" w:after="60"/>
-          </w:pPr>
-          <w:hyperlink w:anchor="_Toc100023" w:history="1">
-            <w:r>
-              <w:rPr>
-                <w:rStyle w:val="Hyperlink"/>
-              </w:rPr>
-              <w:t>10. Conclusion</w:t>
-            </w:r>
-            <w:r>
-              <w:tab/>
-            </w:r>
-            <w:r>
-              <w:fldChar w:fldCharType="begin"/>
-            </w:r>
-            <w:r>
-              <w:instrText xml:space="preserve"> PAGEREF _Toc100023 \h </w:instrText>
-            </w:r>
-            <w:r>
-              <w:fldChar w:fldCharType="separate"/>
-            </w:r>
-            <w:r>
-              <w:t>9</w:t>
-            </w:r>
-            <w:r>
-              <w:fldChar w:fldCharType="end"/>
-            </w:r>
-          </w:hyperlink>
         </w:p>
         <w:p>
           <w:r>
@@ -1215,7 +357,6 @@
         <w:pStyle w:val="Heading1"/>
         <w:spacing w:after="160" w:before="360" w:line="312"/>
       </w:pPr>
-      <w:bookmarkStart w:id="100000" w:name="_Toc100000"/>
       <w:r>
         <w:rPr>
           <w:rFonts w:ascii="Calibri" w:eastAsia="SimHei"/>
@@ -1227,7 +368,6 @@
         </w:rPr>
         <w:t xml:space="preserve">1. Executive Summary</w:t>
       </w:r>
-      <w:bookmarkEnd w:id="100000"/>
     </w:p>
     <w:p>
       <w:pPr>
@@ -1282,7 +422,6 @@
         <w:pStyle w:val="Heading1"/>
         <w:spacing w:after="160" w:before="360" w:line="312"/>
       </w:pPr>
-      <w:bookmarkStart w:id="100001" w:name="_Toc100001"/>
       <w:r>
         <w:rPr>
           <w:rFonts w:ascii="Calibri" w:eastAsia="SimHei"/>
@@ -1294,7 +433,6 @@
         </w:rPr>
         <w:t xml:space="preserve">2. System Architecture Overview</w:t>
       </w:r>
-      <w:bookmarkEnd w:id="100001"/>
     </w:p>
     <w:p>
       <w:pPr>
@@ -1333,7 +471,6 @@
         <w:pStyle w:val="Heading2"/>
         <w:spacing w:after="120" w:before="280" w:line="312"/>
       </w:pPr>
-      <w:bookmarkStart w:id="100002" w:name="_Toc100002"/>
       <w:r>
         <w:rPr>
           <w:rFonts w:ascii="Calibri" w:eastAsia="SimHei"/>
@@ -1345,7 +482,6 @@
         </w:rPr>
         <w:t xml:space="preserve">2.1 Police Module as the Central Hub</w:t>
       </w:r>
-      <w:bookmarkEnd w:id="100002"/>
     </w:p>
     <w:p>
       <w:pPr>
@@ -1431,7 +567,6 @@
         <w:pStyle w:val="Heading1"/>
         <w:spacing w:after="160" w:before="360" w:line="312"/>
       </w:pPr>
-      <w:bookmarkStart w:id="100003" w:name="_Toc100003"/>
       <w:r>
         <w:rPr>
           <w:rFonts w:ascii="Calibri" w:eastAsia="SimHei"/>
@@ -1443,7 +578,6 @@
         </w:rPr>
         <w:t xml:space="preserve">3. Police Module - Core Design Philosophy</w:t>
       </w:r>
-      <w:bookmarkEnd w:id="100003"/>
     </w:p>
     <w:p>
       <w:pPr>
@@ -1466,7 +600,6 @@
         <w:pStyle w:val="Heading2"/>
         <w:spacing w:after="120" w:before="280" w:line="312"/>
       </w:pPr>
-      <w:bookmarkStart w:id="100004" w:name="_Toc100004"/>
       <w:r>
         <w:rPr>
           <w:rFonts w:ascii="Calibri" w:eastAsia="SimHei"/>
@@ -1478,7 +611,6 @@
         </w:rPr>
         <w:t xml:space="preserve">3.1 Regulatory Compliance by Construction</w:t>
       </w:r>
-      <w:bookmarkEnd w:id="100004"/>
     </w:p>
     <w:p>
       <w:pPr>
@@ -1501,7 +633,6 @@
         <w:pStyle w:val="Heading2"/>
         <w:spacing w:after="120" w:before="280" w:line="312"/>
       </w:pPr>
-      <w:bookmarkStart w:id="100005" w:name="_Toc100005"/>
       <w:r>
         <w:rPr>
           <w:rFonts w:ascii="Calibri" w:eastAsia="SimHei"/>
@@ -1513,7 +644,6 @@
         </w:rPr>
         <w:t xml:space="preserve">3.2 Real-time Intelligence Pipeline</w:t>
       </w:r>
-      <w:bookmarkEnd w:id="100005"/>
     </w:p>
     <w:p>
       <w:pPr>
@@ -1536,7 +666,6 @@
         <w:pStyle w:val="Heading2"/>
         <w:spacing w:after="120" w:before="280" w:line="312"/>
       </w:pPr>
-      <w:bookmarkStart w:id="100006" w:name="_Toc100006"/>
       <w:r>
         <w:rPr>
           <w:rFonts w:ascii="Calibri" w:eastAsia="SimHei"/>
@@ -1548,7 +677,6 @@
         </w:rPr>
         <w:t xml:space="preserve">3.3 Fail-Safe Enforcement</w:t>
       </w:r>
-      <w:bookmarkEnd w:id="100006"/>
     </w:p>
     <w:p>
       <w:pPr>
@@ -1571,7 +699,6 @@
         <w:pStyle w:val="Heading1"/>
         <w:spacing w:after="160" w:before="360" w:line="312"/>
       </w:pPr>
-      <w:bookmarkStart w:id="100007" w:name="_Toc100007"/>
       <w:r>
         <w:rPr>
           <w:rFonts w:ascii="Calibri" w:eastAsia="SimHei"/>
@@ -1583,7 +710,6 @@
         </w:rPr>
         <w:t xml:space="preserve">4. Data Model &amp; Entity Relationships</w:t>
       </w:r>
-      <w:bookmarkEnd w:id="100007"/>
     </w:p>
     <w:p>
       <w:pPr>
@@ -1685,7 +811,6 @@
         <w:pStyle w:val="Heading2"/>
         <w:spacing w:after="120" w:before="280" w:line="312"/>
       </w:pPr>
-      <w:bookmarkStart w:id="100008" w:name="_Toc100008"/>
       <w:r>
         <w:rPr>
           <w:rFonts w:ascii="Calibri" w:eastAsia="SimHei"/>
@@ -1697,7 +822,6 @@
         </w:rPr>
         <w:t xml:space="preserve">4.1 Key Database Design Decisions</w:t>
       </w:r>
-      <w:bookmarkEnd w:id="100008"/>
     </w:p>
     <w:p>
       <w:pPr>
@@ -1720,7 +844,6 @@
         <w:pStyle w:val="Heading1"/>
         <w:spacing w:after="160" w:before="360" w:line="312"/>
       </w:pPr>
-      <w:bookmarkStart w:id="100009" w:name="_Toc100009"/>
       <w:r>
         <w:rPr>
           <w:rFonts w:ascii="Calibri" w:eastAsia="SimHei"/>
@@ -1732,7 +855,6 @@
         </w:rPr>
         <w:t xml:space="preserve">5. Guest Registration &amp; Verification Flow</w:t>
       </w:r>
-      <w:bookmarkEnd w:id="100009"/>
     </w:p>
     <w:p>
       <w:pPr>
@@ -1850,7 +972,6 @@
         <w:pStyle w:val="Heading2"/>
         <w:spacing w:after="120" w:before="280" w:line="312"/>
       </w:pPr>
-      <w:bookmarkStart w:id="100010" w:name="_Toc100010"/>
       <w:r>
         <w:rPr>
           <w:rFonts w:ascii="Calibri" w:eastAsia="SimHei"/>
@@ -1862,7 +983,6 @@
         </w:rPr>
         <w:t xml:space="preserve">5.1 Technical Implementation of the Verification Pipeline</w:t>
       </w:r>
-      <w:bookmarkEnd w:id="100010"/>
     </w:p>
     <w:p>
       <w:pPr>
@@ -1885,7 +1005,6 @@
         <w:pStyle w:val="Heading1"/>
         <w:spacing w:after="160" w:before="360" w:line="312"/>
       </w:pPr>
-      <w:bookmarkStart w:id="100011" w:name="_Toc100011"/>
       <w:r>
         <w:rPr>
           <w:rFonts w:ascii="Calibri" w:eastAsia="SimHei"/>
@@ -1897,7 +1016,6 @@
         </w:rPr>
         <w:t xml:space="preserve">6. Real-time Monitoring &amp; Alert System</w:t>
       </w:r>
-      <w:bookmarkEnd w:id="100011"/>
     </w:p>
     <w:p>
       <w:pPr>
@@ -1999,7 +1117,6 @@
         <w:pStyle w:val="Heading2"/>
         <w:spacing w:after="120" w:before="280" w:line="312"/>
       </w:pPr>
-      <w:bookmarkStart w:id="100012" w:name="_Toc100012"/>
       <w:r>
         <w:rPr>
           <w:rFonts w:ascii="Calibri" w:eastAsia="SimHei"/>
@@ -2011,7 +1128,6 @@
         </w:rPr>
         <w:t xml:space="preserve">6.1 WebSocket Architecture for Live Updates</w:t>
       </w:r>
-      <w:bookmarkEnd w:id="100012"/>
     </w:p>
     <w:p>
       <w:pPr>
@@ -2034,7 +1150,6 @@
         <w:pStyle w:val="Heading2"/>
         <w:spacing w:after="120" w:before="280" w:line="312"/>
       </w:pPr>
-      <w:bookmarkStart w:id="100013" w:name="_Toc100013"/>
       <w:r>
         <w:rPr>
           <w:rFonts w:ascii="Calibri" w:eastAsia="SimHei"/>
@@ -2046,7 +1161,6 @@
         </w:rPr>
         <w:t xml:space="preserve">6.2 Alert Severity and Escalation Logic</w:t>
       </w:r>
-      <w:bookmarkEnd w:id="100013"/>
     </w:p>
     <w:p>
       <w:pPr>
@@ -2066,10 +1180,1862 @@
     </w:p>
     <w:p>
       <w:pPr>
+        <w:pStyle w:val="Heading2"/>
+        <w:spacing w:after="120" w:before="280" w:line="312"/>
+      </w:pPr>
+      <w:r>
+        <w:rPr>
+          <w:rFonts w:ascii="Calibri" w:eastAsia="SimHei"/>
+          <w:b/>
+          <w:bCs/>
+          <w:color w:val="1B6B7A"/>
+          <w:sz w:val="28"/>
+          <w:szCs w:val="28"/>
+        </w:rPr>
+        <w:t xml:space="preserve">6.3 Suspect Match Alert - Detailed Information</w:t>
+      </w:r>
+    </w:p>
+    <w:p>
+      <w:pPr>
+        <w:spacing w:after="120" w:line="312"/>
+        <w:ind w:firstLine="480"/>
+        <w:jc w:val="both"/>
+      </w:pPr>
+      <w:r>
+        <w:rPr>
+          <w:rFonts w:ascii="Times New Roman" w:eastAsia="Microsoft YaHei"/>
+          <w:color w:val="000000"/>
+          <w:sz w:val="24"/>
+          <w:szCs w:val="24"/>
+        </w:rPr>
+        <w:t xml:space="preserve">When the system detects a suspect match during guest registration or booking pre-verification, the red alert generated contains comprehensive information that equips law enforcement and property administrators with everything needed to assess and respond to the situation. The alert is designed to go beyond simple identity matching by including the full context of the guest interaction, particularly the room reservation details that tell officers exactly where the individual is or intends to stay. This section describes the complete data payload of a suspect match alert.</w:t>
+      </w:r>
+    </w:p>
+    <w:p>
+      <w:pPr>
+        <w:spacing w:after="120" w:line="312"/>
+        <w:ind w:firstLine="480"/>
+        <w:jc w:val="both"/>
+      </w:pPr>
+      <w:r>
+        <w:rPr>
+          <w:rFonts w:ascii="Times New Roman" w:eastAsia="Microsoft YaHei"/>
+          <w:color w:val="000000"/>
+          <w:sz w:val="24"/>
+          <w:szCs w:val="24"/>
+        </w:rPr>
+        <w:t xml:space="preserve">The alert payload is divided into three categories: suspect identity information, room reservation details, and system metadata. The suspect identity section contains the guest full name as provided during registration, their national ID number, nationality, date of birth, phone number, and the reason they were flagged, which may be an explicit blacklist entry or a pattern-based anomaly detection flag. The system metadata section includes the alert timestamp, the source property name and branch, the name of the front desk agent who processed the registration, and a unique alert ID for cross-referencing in the audit log.</w:t>
+      </w:r>
+    </w:p>
+    <w:p>
+      <w:pPr>
+        <w:spacing w:after="120" w:line="312"/>
+        <w:ind w:firstLine="480"/>
+        <w:jc w:val="both"/>
+      </w:pPr>
+      <w:r>
+        <w:rPr>
+          <w:rFonts w:ascii="Times New Roman" w:eastAsia="Microsoft YaHei"/>
+          <w:color w:val="000000"/>
+          <w:sz w:val="24"/>
+          <w:szCs w:val="24"/>
+        </w:rPr>
+        <w:t xml:space="preserve">The room reservation details section is the most operationally critical part of the alert, as it tells law enforcement exactly where the suspect is located or plans to stay. This section includes the reservation confirmation ID, the assigned room number and room type, the check-in and check-out dates, the current reservation status, the number of accompanying guests if any, and the total booking amount paid or pending. If the guest has a history of previous stays at any GHMS-connected property, those past registration records are also attached to the alert, providing officers with a complete movement history. The following table presents the complete suspect match alert detail structure.</w:t>
+      </w:r>
+    </w:p>
+    <w:tbl>
+      <w:tblPr>
+        <w:tblW w:type="pct" w:w="100%"/>
+        <w:tblBorders>
+          <w:top w:val="single" w:color="1B6B7A" w:sz="2"/>
+          <w:left w:val="none" w:color="FFFFFF" w:sz="0"/>
+          <w:bottom w:val="single" w:color="1B6B7A" w:sz="2"/>
+          <w:right w:val="none" w:color="FFFFFF" w:sz="0"/>
+          <w:insideH w:val="single" w:color="C8DDE2" w:sz="1"/>
+          <w:insideV w:val="none" w:color="FFFFFF" w:sz="0"/>
+        </w:tblBorders>
+        <w:tblLayout w:type="[object Object]"/>
+      </w:tblPr>
+      <w:tblGrid>
+        <w:gridCol w:w="100"/>
+        <w:gridCol w:w="100"/>
+        <w:gridCol w:w="100"/>
+      </w:tblGrid>
+      <w:tr>
+        <w:trPr>
+          <w:cantSplit/>
+          <w:tblHeader/>
+        </w:trPr>
+        <w:tc>
+          <w:tcPr>
+            <w:tcBorders>
+              <w:top w:val="none" w:color="FFFFFF" w:sz="0"/>
+              <w:left w:val="none" w:color="FFFFFF" w:sz="0"/>
+              <w:bottom w:val="none" w:color="FFFFFF" w:sz="0"/>
+              <w:right w:val="none" w:color="FFFFFF" w:sz="0"/>
+            </w:tcBorders>
+            <w:shd w:fill="1B6B7A" w:val="clear"/>
+            <w:tcMar>
+              <w:top w:type="dxa" w:w="60"/>
+              <w:left w:type="dxa" w:w="120"/>
+              <w:bottom w:type="dxa" w:w="60"/>
+              <w:right w:type="dxa" w:w="120"/>
+            </w:tcMar>
+          </w:tcPr>
+          <w:p>
+            <w:pPr>
+              <w:jc w:val="center"/>
+            </w:pPr>
+            <w:r>
+              <w:rPr>
+                <w:b/>
+                <w:bCs/>
+                <w:color w:val="FFFFFF"/>
+                <w:sz w:val="21"/>
+                <w:szCs w:val="21"/>
+              </w:rPr>
+              <w:t xml:space="preserve">Category</w:t>
+            </w:r>
+          </w:p>
+        </w:tc>
+        <w:tc>
+          <w:tcPr>
+            <w:tcBorders>
+              <w:top w:val="none" w:color="FFFFFF" w:sz="0"/>
+              <w:left w:val="none" w:color="FFFFFF" w:sz="0"/>
+              <w:bottom w:val="none" w:color="FFFFFF" w:sz="0"/>
+              <w:right w:val="none" w:color="FFFFFF" w:sz="0"/>
+            </w:tcBorders>
+            <w:shd w:fill="1B6B7A" w:val="clear"/>
+            <w:tcMar>
+              <w:top w:type="dxa" w:w="60"/>
+              <w:left w:type="dxa" w:w="120"/>
+              <w:bottom w:type="dxa" w:w="60"/>
+              <w:right w:type="dxa" w:w="120"/>
+            </w:tcMar>
+          </w:tcPr>
+          <w:p>
+            <w:pPr>
+              <w:jc w:val="center"/>
+            </w:pPr>
+            <w:r>
+              <w:rPr>
+                <w:b/>
+                <w:bCs/>
+                <w:color w:val="FFFFFF"/>
+                <w:sz w:val="21"/>
+                <w:szCs w:val="21"/>
+              </w:rPr>
+              <w:t xml:space="preserve">Field</w:t>
+            </w:r>
+          </w:p>
+        </w:tc>
+        <w:tc>
+          <w:tcPr>
+            <w:tcBorders>
+              <w:top w:val="none" w:color="FFFFFF" w:sz="0"/>
+              <w:left w:val="none" w:color="FFFFFF" w:sz="0"/>
+              <w:bottom w:val="none" w:color="FFFFFF" w:sz="0"/>
+              <w:right w:val="none" w:color="FFFFFF" w:sz="0"/>
+            </w:tcBorders>
+            <w:shd w:fill="1B6B7A" w:val="clear"/>
+            <w:tcMar>
+              <w:top w:type="dxa" w:w="60"/>
+              <w:left w:type="dxa" w:w="120"/>
+              <w:bottom w:type="dxa" w:w="60"/>
+              <w:right w:type="dxa" w:w="120"/>
+            </w:tcMar>
+          </w:tcPr>
+          <w:p>
+            <w:pPr>
+              <w:jc w:val="center"/>
+            </w:pPr>
+            <w:r>
+              <w:rPr>
+                <w:b/>
+                <w:bCs/>
+                <w:color w:val="FFFFFF"/>
+                <w:sz w:val="21"/>
+                <w:szCs w:val="21"/>
+              </w:rPr>
+              <w:t xml:space="preserve">Description</w:t>
+            </w:r>
+          </w:p>
+        </w:tc>
+      </w:tr>
+      <w:tr>
+        <w:trPr>
+          <w:cantSplit/>
+        </w:trPr>
+        <w:tc>
+          <w:tcPr>
+            <w:tcBorders>
+              <w:top w:val="none" w:color="FFFFFF" w:sz="0"/>
+              <w:left w:val="none" w:color="FFFFFF" w:sz="0"/>
+              <w:bottom w:val="none" w:color="FFFFFF" w:sz="0"/>
+              <w:right w:val="none" w:color="FFFFFF" w:sz="0"/>
+            </w:tcBorders>
+            <w:shd w:fill="EDF3F5" w:val="clear"/>
+            <w:tcMar>
+              <w:top w:type="dxa" w:w="60"/>
+              <w:left w:type="dxa" w:w="120"/>
+              <w:bottom w:type="dxa" w:w="60"/>
+              <w:right w:type="dxa" w:w="120"/>
+            </w:tcMar>
+          </w:tcPr>
+          <w:p>
+            <w:r>
+              <w:rPr>
+                <w:color w:val="000000"/>
+                <w:sz w:val="21"/>
+                <w:szCs w:val="21"/>
+              </w:rPr>
+              <w:t xml:space="preserve">Suspect Identity</w:t>
+            </w:r>
+          </w:p>
+        </w:tc>
+        <w:tc>
+          <w:tcPr>
+            <w:tcBorders>
+              <w:top w:val="none" w:color="FFFFFF" w:sz="0"/>
+              <w:left w:val="none" w:color="FFFFFF" w:sz="0"/>
+              <w:bottom w:val="none" w:color="FFFFFF" w:sz="0"/>
+              <w:right w:val="none" w:color="FFFFFF" w:sz="0"/>
+            </w:tcBorders>
+            <w:shd w:fill="EDF3F5" w:val="clear"/>
+            <w:tcMar>
+              <w:top w:type="dxa" w:w="60"/>
+              <w:left w:type="dxa" w:w="120"/>
+              <w:bottom w:type="dxa" w:w="60"/>
+              <w:right w:type="dxa" w:w="120"/>
+            </w:tcMar>
+          </w:tcPr>
+          <w:p>
+            <w:r>
+              <w:rPr>
+                <w:color w:val="000000"/>
+                <w:sz w:val="21"/>
+                <w:szCs w:val="21"/>
+              </w:rPr>
+              <w:t xml:space="preserve">Full Name</w:t>
+            </w:r>
+          </w:p>
+        </w:tc>
+        <w:tc>
+          <w:tcPr>
+            <w:tcBorders>
+              <w:top w:val="none" w:color="FFFFFF" w:sz="0"/>
+              <w:left w:val="none" w:color="FFFFFF" w:sz="0"/>
+              <w:bottom w:val="none" w:color="FFFFFF" w:sz="0"/>
+              <w:right w:val="none" w:color="FFFFFF" w:sz="0"/>
+            </w:tcBorders>
+            <w:shd w:fill="EDF3F5" w:val="clear"/>
+            <w:tcMar>
+              <w:top w:type="dxa" w:w="60"/>
+              <w:left w:type="dxa" w:w="120"/>
+              <w:bottom w:type="dxa" w:w="60"/>
+              <w:right w:type="dxa" w:w="120"/>
+            </w:tcMar>
+          </w:tcPr>
+          <w:p>
+            <w:r>
+              <w:rPr>
+                <w:color w:val="000000"/>
+                <w:sz w:val="21"/>
+                <w:szCs w:val="21"/>
+              </w:rPr>
+              <w:t xml:space="preserve">Full legal name as provided during registration</w:t>
+            </w:r>
+          </w:p>
+        </w:tc>
+      </w:tr>
+      <w:tr>
+        <w:trPr>
+          <w:cantSplit/>
+        </w:trPr>
+        <w:tc>
+          <w:tcPr>
+            <w:tcBorders>
+              <w:top w:val="none" w:color="FFFFFF" w:sz="0"/>
+              <w:left w:val="none" w:color="FFFFFF" w:sz="0"/>
+              <w:bottom w:val="none" w:color="FFFFFF" w:sz="0"/>
+              <w:right w:val="none" w:color="FFFFFF" w:sz="0"/>
+            </w:tcBorders>
+            <w:shd w:fill="FFFFFF" w:val="clear"/>
+            <w:tcMar>
+              <w:top w:type="dxa" w:w="60"/>
+              <w:left w:type="dxa" w:w="120"/>
+              <w:bottom w:type="dxa" w:w="60"/>
+              <w:right w:type="dxa" w:w="120"/>
+            </w:tcMar>
+          </w:tcPr>
+          <w:p>
+            <w:r>
+              <w:rPr>
+                <w:color w:val="000000"/>
+                <w:sz w:val="21"/>
+                <w:szCs w:val="21"/>
+              </w:rPr>
+              <w:t xml:space="preserve">Suspect Identity</w:t>
+            </w:r>
+          </w:p>
+        </w:tc>
+        <w:tc>
+          <w:tcPr>
+            <w:tcBorders>
+              <w:top w:val="none" w:color="FFFFFF" w:sz="0"/>
+              <w:left w:val="none" w:color="FFFFFF" w:sz="0"/>
+              <w:bottom w:val="none" w:color="FFFFFF" w:sz="0"/>
+              <w:right w:val="none" w:color="FFFFFF" w:sz="0"/>
+            </w:tcBorders>
+            <w:shd w:fill="FFFFFF" w:val="clear"/>
+            <w:tcMar>
+              <w:top w:type="dxa" w:w="60"/>
+              <w:left w:type="dxa" w:w="120"/>
+              <w:bottom w:type="dxa" w:w="60"/>
+              <w:right w:type="dxa" w:w="120"/>
+            </w:tcMar>
+          </w:tcPr>
+          <w:p>
+            <w:r>
+              <w:rPr>
+                <w:color w:val="000000"/>
+                <w:sz w:val="21"/>
+                <w:szCs w:val="21"/>
+              </w:rPr>
+              <w:t xml:space="preserve">National ID</w:t>
+            </w:r>
+          </w:p>
+        </w:tc>
+        <w:tc>
+          <w:tcPr>
+            <w:tcBorders>
+              <w:top w:val="none" w:color="FFFFFF" w:sz="0"/>
+              <w:left w:val="none" w:color="FFFFFF" w:sz="0"/>
+              <w:bottom w:val="none" w:color="FFFFFF" w:sz="0"/>
+              <w:right w:val="none" w:color="FFFFFF" w:sz="0"/>
+            </w:tcBorders>
+            <w:shd w:fill="FFFFFF" w:val="clear"/>
+            <w:tcMar>
+              <w:top w:type="dxa" w:w="60"/>
+              <w:left w:type="dxa" w:w="120"/>
+              <w:bottom w:type="dxa" w:w="60"/>
+              <w:right w:type="dxa" w:w="120"/>
+            </w:tcMar>
+          </w:tcPr>
+          <w:p>
+            <w:r>
+              <w:rPr>
+                <w:color w:val="000000"/>
+                <w:sz w:val="21"/>
+                <w:szCs w:val="21"/>
+              </w:rPr>
+              <w:t xml:space="preserve">Government-issued national identification number</w:t>
+            </w:r>
+          </w:p>
+        </w:tc>
+      </w:tr>
+      <w:tr>
+        <w:trPr>
+          <w:cantSplit/>
+        </w:trPr>
+        <w:tc>
+          <w:tcPr>
+            <w:tcBorders>
+              <w:top w:val="none" w:color="FFFFFF" w:sz="0"/>
+              <w:left w:val="none" w:color="FFFFFF" w:sz="0"/>
+              <w:bottom w:val="none" w:color="FFFFFF" w:sz="0"/>
+              <w:right w:val="none" w:color="FFFFFF" w:sz="0"/>
+            </w:tcBorders>
+            <w:shd w:fill="EDF3F5" w:val="clear"/>
+            <w:tcMar>
+              <w:top w:type="dxa" w:w="60"/>
+              <w:left w:type="dxa" w:w="120"/>
+              <w:bottom w:type="dxa" w:w="60"/>
+              <w:right w:type="dxa" w:w="120"/>
+            </w:tcMar>
+          </w:tcPr>
+          <w:p>
+            <w:r>
+              <w:rPr>
+                <w:color w:val="000000"/>
+                <w:sz w:val="21"/>
+                <w:szCs w:val="21"/>
+              </w:rPr>
+              <w:t xml:space="preserve">Suspect Identity</w:t>
+            </w:r>
+          </w:p>
+        </w:tc>
+        <w:tc>
+          <w:tcPr>
+            <w:tcBorders>
+              <w:top w:val="none" w:color="FFFFFF" w:sz="0"/>
+              <w:left w:val="none" w:color="FFFFFF" w:sz="0"/>
+              <w:bottom w:val="none" w:color="FFFFFF" w:sz="0"/>
+              <w:right w:val="none" w:color="FFFFFF" w:sz="0"/>
+            </w:tcBorders>
+            <w:shd w:fill="EDF3F5" w:val="clear"/>
+            <w:tcMar>
+              <w:top w:type="dxa" w:w="60"/>
+              <w:left w:type="dxa" w:w="120"/>
+              <w:bottom w:type="dxa" w:w="60"/>
+              <w:right w:type="dxa" w:w="120"/>
+            </w:tcMar>
+          </w:tcPr>
+          <w:p>
+            <w:r>
+              <w:rPr>
+                <w:color w:val="000000"/>
+                <w:sz w:val="21"/>
+                <w:szCs w:val="21"/>
+              </w:rPr>
+              <w:t xml:space="preserve">Nationality</w:t>
+            </w:r>
+          </w:p>
+        </w:tc>
+        <w:tc>
+          <w:tcPr>
+            <w:tcBorders>
+              <w:top w:val="none" w:color="FFFFFF" w:sz="0"/>
+              <w:left w:val="none" w:color="FFFFFF" w:sz="0"/>
+              <w:bottom w:val="none" w:color="FFFFFF" w:sz="0"/>
+              <w:right w:val="none" w:color="FFFFFF" w:sz="0"/>
+            </w:tcBorders>
+            <w:shd w:fill="EDF3F5" w:val="clear"/>
+            <w:tcMar>
+              <w:top w:type="dxa" w:w="60"/>
+              <w:left w:type="dxa" w:w="120"/>
+              <w:bottom w:type="dxa" w:w="60"/>
+              <w:right w:type="dxa" w:w="120"/>
+            </w:tcMar>
+          </w:tcPr>
+          <w:p>
+            <w:r>
+              <w:rPr>
+                <w:color w:val="000000"/>
+                <w:sz w:val="21"/>
+                <w:szCs w:val="21"/>
+              </w:rPr>
+              <w:t xml:space="preserve">Country of citizenship as declared by the guest</w:t>
+            </w:r>
+          </w:p>
+        </w:tc>
+      </w:tr>
+      <w:tr>
+        <w:trPr>
+          <w:cantSplit/>
+        </w:trPr>
+        <w:tc>
+          <w:tcPr>
+            <w:tcBorders>
+              <w:top w:val="none" w:color="FFFFFF" w:sz="0"/>
+              <w:left w:val="none" w:color="FFFFFF" w:sz="0"/>
+              <w:bottom w:val="none" w:color="FFFFFF" w:sz="0"/>
+              <w:right w:val="none" w:color="FFFFFF" w:sz="0"/>
+            </w:tcBorders>
+            <w:shd w:fill="FFFFFF" w:val="clear"/>
+            <w:tcMar>
+              <w:top w:type="dxa" w:w="60"/>
+              <w:left w:type="dxa" w:w="120"/>
+              <w:bottom w:type="dxa" w:w="60"/>
+              <w:right w:type="dxa" w:w="120"/>
+            </w:tcMar>
+          </w:tcPr>
+          <w:p>
+            <w:r>
+              <w:rPr>
+                <w:color w:val="000000"/>
+                <w:sz w:val="21"/>
+                <w:szCs w:val="21"/>
+              </w:rPr>
+              <w:t xml:space="preserve">Suspect Identity</w:t>
+            </w:r>
+          </w:p>
+        </w:tc>
+        <w:tc>
+          <w:tcPr>
+            <w:tcBorders>
+              <w:top w:val="none" w:color="FFFFFF" w:sz="0"/>
+              <w:left w:val="none" w:color="FFFFFF" w:sz="0"/>
+              <w:bottom w:val="none" w:color="FFFFFF" w:sz="0"/>
+              <w:right w:val="none" w:color="FFFFFF" w:sz="0"/>
+            </w:tcBorders>
+            <w:shd w:fill="FFFFFF" w:val="clear"/>
+            <w:tcMar>
+              <w:top w:type="dxa" w:w="60"/>
+              <w:left w:type="dxa" w:w="120"/>
+              <w:bottom w:type="dxa" w:w="60"/>
+              <w:right w:type="dxa" w:w="120"/>
+            </w:tcMar>
+          </w:tcPr>
+          <w:p>
+            <w:r>
+              <w:rPr>
+                <w:color w:val="000000"/>
+                <w:sz w:val="21"/>
+                <w:szCs w:val="21"/>
+              </w:rPr>
+              <w:t xml:space="preserve">Date of Birth</w:t>
+            </w:r>
+          </w:p>
+        </w:tc>
+        <w:tc>
+          <w:tcPr>
+            <w:tcBorders>
+              <w:top w:val="none" w:color="FFFFFF" w:sz="0"/>
+              <w:left w:val="none" w:color="FFFFFF" w:sz="0"/>
+              <w:bottom w:val="none" w:color="FFFFFF" w:sz="0"/>
+              <w:right w:val="none" w:color="FFFFFF" w:sz="0"/>
+            </w:tcBorders>
+            <w:shd w:fill="FFFFFF" w:val="clear"/>
+            <w:tcMar>
+              <w:top w:type="dxa" w:w="60"/>
+              <w:left w:type="dxa" w:w="120"/>
+              <w:bottom w:type="dxa" w:w="60"/>
+              <w:right w:type="dxa" w:w="120"/>
+            </w:tcMar>
+          </w:tcPr>
+          <w:p>
+            <w:r>
+              <w:rPr>
+                <w:color w:val="000000"/>
+                <w:sz w:val="21"/>
+                <w:szCs w:val="21"/>
+              </w:rPr>
+              <w:t xml:space="preserve">Date of birth for age verification and identification</w:t>
+            </w:r>
+          </w:p>
+        </w:tc>
+      </w:tr>
+      <w:tr>
+        <w:trPr>
+          <w:cantSplit/>
+        </w:trPr>
+        <w:tc>
+          <w:tcPr>
+            <w:tcBorders>
+              <w:top w:val="none" w:color="FFFFFF" w:sz="0"/>
+              <w:left w:val="none" w:color="FFFFFF" w:sz="0"/>
+              <w:bottom w:val="none" w:color="FFFFFF" w:sz="0"/>
+              <w:right w:val="none" w:color="FFFFFF" w:sz="0"/>
+            </w:tcBorders>
+            <w:shd w:fill="EDF3F5" w:val="clear"/>
+            <w:tcMar>
+              <w:top w:type="dxa" w:w="60"/>
+              <w:left w:type="dxa" w:w="120"/>
+              <w:bottom w:type="dxa" w:w="60"/>
+              <w:right w:type="dxa" w:w="120"/>
+            </w:tcMar>
+          </w:tcPr>
+          <w:p>
+            <w:r>
+              <w:rPr>
+                <w:color w:val="000000"/>
+                <w:sz w:val="21"/>
+                <w:szCs w:val="21"/>
+              </w:rPr>
+              <w:t xml:space="preserve">Suspect Identity</w:t>
+            </w:r>
+          </w:p>
+        </w:tc>
+        <w:tc>
+          <w:tcPr>
+            <w:tcBorders>
+              <w:top w:val="none" w:color="FFFFFF" w:sz="0"/>
+              <w:left w:val="none" w:color="FFFFFF" w:sz="0"/>
+              <w:bottom w:val="none" w:color="FFFFFF" w:sz="0"/>
+              <w:right w:val="none" w:color="FFFFFF" w:sz="0"/>
+            </w:tcBorders>
+            <w:shd w:fill="EDF3F5" w:val="clear"/>
+            <w:tcMar>
+              <w:top w:type="dxa" w:w="60"/>
+              <w:left w:type="dxa" w:w="120"/>
+              <w:bottom w:type="dxa" w:w="60"/>
+              <w:right w:type="dxa" w:w="120"/>
+            </w:tcMar>
+          </w:tcPr>
+          <w:p>
+            <w:r>
+              <w:rPr>
+                <w:color w:val="000000"/>
+                <w:sz w:val="21"/>
+                <w:szCs w:val="21"/>
+              </w:rPr>
+              <w:t xml:space="preserve">Phone Number</w:t>
+            </w:r>
+          </w:p>
+        </w:tc>
+        <w:tc>
+          <w:tcPr>
+            <w:tcBorders>
+              <w:top w:val="none" w:color="FFFFFF" w:sz="0"/>
+              <w:left w:val="none" w:color="FFFFFF" w:sz="0"/>
+              <w:bottom w:val="none" w:color="FFFFFF" w:sz="0"/>
+              <w:right w:val="none" w:color="FFFFFF" w:sz="0"/>
+            </w:tcBorders>
+            <w:shd w:fill="EDF3F5" w:val="clear"/>
+            <w:tcMar>
+              <w:top w:type="dxa" w:w="60"/>
+              <w:left w:type="dxa" w:w="120"/>
+              <w:bottom w:type="dxa" w:w="60"/>
+              <w:right w:type="dxa" w:w="120"/>
+            </w:tcMar>
+          </w:tcPr>
+          <w:p>
+            <w:r>
+              <w:rPr>
+                <w:color w:val="000000"/>
+                <w:sz w:val="21"/>
+                <w:szCs w:val="21"/>
+              </w:rPr>
+              <w:t xml:space="preserve">Contact phone number provided at registration</w:t>
+            </w:r>
+          </w:p>
+        </w:tc>
+      </w:tr>
+      <w:tr>
+        <w:trPr>
+          <w:cantSplit/>
+        </w:trPr>
+        <w:tc>
+          <w:tcPr>
+            <w:tcBorders>
+              <w:top w:val="none" w:color="FFFFFF" w:sz="0"/>
+              <w:left w:val="none" w:color="FFFFFF" w:sz="0"/>
+              <w:bottom w:val="none" w:color="FFFFFF" w:sz="0"/>
+              <w:right w:val="none" w:color="FFFFFF" w:sz="0"/>
+            </w:tcBorders>
+            <w:shd w:fill="FFFFFF" w:val="clear"/>
+            <w:tcMar>
+              <w:top w:type="dxa" w:w="60"/>
+              <w:left w:type="dxa" w:w="120"/>
+              <w:bottom w:type="dxa" w:w="60"/>
+              <w:right w:type="dxa" w:w="120"/>
+            </w:tcMar>
+          </w:tcPr>
+          <w:p>
+            <w:r>
+              <w:rPr>
+                <w:color w:val="000000"/>
+                <w:sz w:val="21"/>
+                <w:szCs w:val="21"/>
+              </w:rPr>
+              <w:t xml:space="preserve">Suspect Identity</w:t>
+            </w:r>
+          </w:p>
+        </w:tc>
+        <w:tc>
+          <w:tcPr>
+            <w:tcBorders>
+              <w:top w:val="none" w:color="FFFFFF" w:sz="0"/>
+              <w:left w:val="none" w:color="FFFFFF" w:sz="0"/>
+              <w:bottom w:val="none" w:color="FFFFFF" w:sz="0"/>
+              <w:right w:val="none" w:color="FFFFFF" w:sz="0"/>
+            </w:tcBorders>
+            <w:shd w:fill="FFFFFF" w:val="clear"/>
+            <w:tcMar>
+              <w:top w:type="dxa" w:w="60"/>
+              <w:left w:type="dxa" w:w="120"/>
+              <w:bottom w:type="dxa" w:w="60"/>
+              <w:right w:type="dxa" w:w="120"/>
+            </w:tcMar>
+          </w:tcPr>
+          <w:p>
+            <w:r>
+              <w:rPr>
+                <w:color w:val="000000"/>
+                <w:sz w:val="21"/>
+                <w:szCs w:val="21"/>
+              </w:rPr>
+              <w:t xml:space="preserve">Flag Reason</w:t>
+            </w:r>
+          </w:p>
+        </w:tc>
+        <w:tc>
+          <w:tcPr>
+            <w:tcBorders>
+              <w:top w:val="none" w:color="FFFFFF" w:sz="0"/>
+              <w:left w:val="none" w:color="FFFFFF" w:sz="0"/>
+              <w:bottom w:val="none" w:color="FFFFFF" w:sz="0"/>
+              <w:right w:val="none" w:color="FFFFFF" w:sz="0"/>
+            </w:tcBorders>
+            <w:shd w:fill="FFFFFF" w:val="clear"/>
+            <w:tcMar>
+              <w:top w:type="dxa" w:w="60"/>
+              <w:left w:type="dxa" w:w="120"/>
+              <w:bottom w:type="dxa" w:w="60"/>
+              <w:right w:type="dxa" w:w="120"/>
+            </w:tcMar>
+          </w:tcPr>
+          <w:p>
+            <w:r>
+              <w:rPr>
+                <w:color w:val="000000"/>
+                <w:sz w:val="21"/>
+                <w:szCs w:val="21"/>
+              </w:rPr>
+              <w:t xml:space="preserve">Specific reason for the alert: blacklist entry, watchlist match, or anomaly detection</w:t>
+            </w:r>
+          </w:p>
+        </w:tc>
+      </w:tr>
+      <w:tr>
+        <w:trPr>
+          <w:cantSplit/>
+        </w:trPr>
+        <w:tc>
+          <w:tcPr>
+            <w:tcBorders>
+              <w:top w:val="none" w:color="FFFFFF" w:sz="0"/>
+              <w:left w:val="none" w:color="FFFFFF" w:sz="0"/>
+              <w:bottom w:val="none" w:color="FFFFFF" w:sz="0"/>
+              <w:right w:val="none" w:color="FFFFFF" w:sz="0"/>
+            </w:tcBorders>
+            <w:shd w:fill="EDF3F5" w:val="clear"/>
+            <w:tcMar>
+              <w:top w:type="dxa" w:w="60"/>
+              <w:left w:type="dxa" w:w="120"/>
+              <w:bottom w:type="dxa" w:w="60"/>
+              <w:right w:type="dxa" w:w="120"/>
+            </w:tcMar>
+          </w:tcPr>
+          <w:p>
+            <w:r>
+              <w:rPr>
+                <w:color w:val="000000"/>
+                <w:sz w:val="21"/>
+                <w:szCs w:val="21"/>
+              </w:rPr>
+              <w:t xml:space="preserve">Room Reservation</w:t>
+            </w:r>
+          </w:p>
+        </w:tc>
+        <w:tc>
+          <w:tcPr>
+            <w:tcBorders>
+              <w:top w:val="none" w:color="FFFFFF" w:sz="0"/>
+              <w:left w:val="none" w:color="FFFFFF" w:sz="0"/>
+              <w:bottom w:val="none" w:color="FFFFFF" w:sz="0"/>
+              <w:right w:val="none" w:color="FFFFFF" w:sz="0"/>
+            </w:tcBorders>
+            <w:shd w:fill="EDF3F5" w:val="clear"/>
+            <w:tcMar>
+              <w:top w:type="dxa" w:w="60"/>
+              <w:left w:type="dxa" w:w="120"/>
+              <w:bottom w:type="dxa" w:w="60"/>
+              <w:right w:type="dxa" w:w="120"/>
+            </w:tcMar>
+          </w:tcPr>
+          <w:p>
+            <w:r>
+              <w:rPr>
+                <w:color w:val="000000"/>
+                <w:sz w:val="21"/>
+                <w:szCs w:val="21"/>
+              </w:rPr>
+              <w:t xml:space="preserve">Reservation ID</w:t>
+            </w:r>
+          </w:p>
+        </w:tc>
+        <w:tc>
+          <w:tcPr>
+            <w:tcBorders>
+              <w:top w:val="none" w:color="FFFFFF" w:sz="0"/>
+              <w:left w:val="none" w:color="FFFFFF" w:sz="0"/>
+              <w:bottom w:val="none" w:color="FFFFFF" w:sz="0"/>
+              <w:right w:val="none" w:color="FFFFFF" w:sz="0"/>
+            </w:tcBorders>
+            <w:shd w:fill="EDF3F5" w:val="clear"/>
+            <w:tcMar>
+              <w:top w:type="dxa" w:w="60"/>
+              <w:left w:type="dxa" w:w="120"/>
+              <w:bottom w:type="dxa" w:w="60"/>
+              <w:right w:type="dxa" w:w="120"/>
+            </w:tcMar>
+          </w:tcPr>
+          <w:p>
+            <w:r>
+              <w:rPr>
+                <w:color w:val="000000"/>
+                <w:sz w:val="21"/>
+                <w:szCs w:val="21"/>
+              </w:rPr>
+              <w:t xml:space="preserve">Unique confirmation ID generated by the booking engine</w:t>
+            </w:r>
+          </w:p>
+        </w:tc>
+      </w:tr>
+      <w:tr>
+        <w:trPr>
+          <w:cantSplit/>
+        </w:trPr>
+        <w:tc>
+          <w:tcPr>
+            <w:tcBorders>
+              <w:top w:val="none" w:color="FFFFFF" w:sz="0"/>
+              <w:left w:val="none" w:color="FFFFFF" w:sz="0"/>
+              <w:bottom w:val="none" w:color="FFFFFF" w:sz="0"/>
+              <w:right w:val="none" w:color="FFFFFF" w:sz="0"/>
+            </w:tcBorders>
+            <w:shd w:fill="FFFFFF" w:val="clear"/>
+            <w:tcMar>
+              <w:top w:type="dxa" w:w="60"/>
+              <w:left w:type="dxa" w:w="120"/>
+              <w:bottom w:type="dxa" w:w="60"/>
+              <w:right w:type="dxa" w:w="120"/>
+            </w:tcMar>
+          </w:tcPr>
+          <w:p>
+            <w:r>
+              <w:rPr>
+                <w:color w:val="000000"/>
+                <w:sz w:val="21"/>
+                <w:szCs w:val="21"/>
+              </w:rPr>
+              <w:t xml:space="preserve">Room Reservation</w:t>
+            </w:r>
+          </w:p>
+        </w:tc>
+        <w:tc>
+          <w:tcPr>
+            <w:tcBorders>
+              <w:top w:val="none" w:color="FFFFFF" w:sz="0"/>
+              <w:left w:val="none" w:color="FFFFFF" w:sz="0"/>
+              <w:bottom w:val="none" w:color="FFFFFF" w:sz="0"/>
+              <w:right w:val="none" w:color="FFFFFF" w:sz="0"/>
+            </w:tcBorders>
+            <w:shd w:fill="FFFFFF" w:val="clear"/>
+            <w:tcMar>
+              <w:top w:type="dxa" w:w="60"/>
+              <w:left w:type="dxa" w:w="120"/>
+              <w:bottom w:type="dxa" w:w="60"/>
+              <w:right w:type="dxa" w:w="120"/>
+            </w:tcMar>
+          </w:tcPr>
+          <w:p>
+            <w:r>
+              <w:rPr>
+                <w:color w:val="000000"/>
+                <w:sz w:val="21"/>
+                <w:szCs w:val="21"/>
+              </w:rPr>
+              <w:t xml:space="preserve">Room Number</w:t>
+            </w:r>
+          </w:p>
+        </w:tc>
+        <w:tc>
+          <w:tcPr>
+            <w:tcBorders>
+              <w:top w:val="none" w:color="FFFFFF" w:sz="0"/>
+              <w:left w:val="none" w:color="FFFFFF" w:sz="0"/>
+              <w:bottom w:val="none" w:color="FFFFFF" w:sz="0"/>
+              <w:right w:val="none" w:color="FFFFFF" w:sz="0"/>
+            </w:tcBorders>
+            <w:shd w:fill="FFFFFF" w:val="clear"/>
+            <w:tcMar>
+              <w:top w:type="dxa" w:w="60"/>
+              <w:left w:type="dxa" w:w="120"/>
+              <w:bottom w:type="dxa" w:w="60"/>
+              <w:right w:type="dxa" w:w="120"/>
+            </w:tcMar>
+          </w:tcPr>
+          <w:p>
+            <w:r>
+              <w:rPr>
+                <w:color w:val="000000"/>
+                <w:sz w:val="21"/>
+                <w:szCs w:val="21"/>
+              </w:rPr>
+              <w:t xml:space="preserve">Assigned room number where the suspect intends to stay</w:t>
+            </w:r>
+          </w:p>
+        </w:tc>
+      </w:tr>
+      <w:tr>
+        <w:trPr>
+          <w:cantSplit/>
+        </w:trPr>
+        <w:tc>
+          <w:tcPr>
+            <w:tcBorders>
+              <w:top w:val="none" w:color="FFFFFF" w:sz="0"/>
+              <w:left w:val="none" w:color="FFFFFF" w:sz="0"/>
+              <w:bottom w:val="none" w:color="FFFFFF" w:sz="0"/>
+              <w:right w:val="none" w:color="FFFFFF" w:sz="0"/>
+            </w:tcBorders>
+            <w:shd w:fill="EDF3F5" w:val="clear"/>
+            <w:tcMar>
+              <w:top w:type="dxa" w:w="60"/>
+              <w:left w:type="dxa" w:w="120"/>
+              <w:bottom w:type="dxa" w:w="60"/>
+              <w:right w:type="dxa" w:w="120"/>
+            </w:tcMar>
+          </w:tcPr>
+          <w:p>
+            <w:r>
+              <w:rPr>
+                <w:color w:val="000000"/>
+                <w:sz w:val="21"/>
+                <w:szCs w:val="21"/>
+              </w:rPr>
+              <w:t xml:space="preserve">Room Reservation</w:t>
+            </w:r>
+          </w:p>
+        </w:tc>
+        <w:tc>
+          <w:tcPr>
+            <w:tcBorders>
+              <w:top w:val="none" w:color="FFFFFF" w:sz="0"/>
+              <w:left w:val="none" w:color="FFFFFF" w:sz="0"/>
+              <w:bottom w:val="none" w:color="FFFFFF" w:sz="0"/>
+              <w:right w:val="none" w:color="FFFFFF" w:sz="0"/>
+            </w:tcBorders>
+            <w:shd w:fill="EDF3F5" w:val="clear"/>
+            <w:tcMar>
+              <w:top w:type="dxa" w:w="60"/>
+              <w:left w:type="dxa" w:w="120"/>
+              <w:bottom w:type="dxa" w:w="60"/>
+              <w:right w:type="dxa" w:w="120"/>
+            </w:tcMar>
+          </w:tcPr>
+          <w:p>
+            <w:r>
+              <w:rPr>
+                <w:color w:val="000000"/>
+                <w:sz w:val="21"/>
+                <w:szCs w:val="21"/>
+              </w:rPr>
+              <w:t xml:space="preserve">Room Type</w:t>
+            </w:r>
+          </w:p>
+        </w:tc>
+        <w:tc>
+          <w:tcPr>
+            <w:tcBorders>
+              <w:top w:val="none" w:color="FFFFFF" w:sz="0"/>
+              <w:left w:val="none" w:color="FFFFFF" w:sz="0"/>
+              <w:bottom w:val="none" w:color="FFFFFF" w:sz="0"/>
+              <w:right w:val="none" w:color="FFFFFF" w:sz="0"/>
+            </w:tcBorders>
+            <w:shd w:fill="EDF3F5" w:val="clear"/>
+            <w:tcMar>
+              <w:top w:type="dxa" w:w="60"/>
+              <w:left w:type="dxa" w:w="120"/>
+              <w:bottom w:type="dxa" w:w="60"/>
+              <w:right w:type="dxa" w:w="120"/>
+            </w:tcMar>
+          </w:tcPr>
+          <w:p>
+            <w:r>
+              <w:rPr>
+                <w:color w:val="000000"/>
+                <w:sz w:val="21"/>
+                <w:szCs w:val="21"/>
+              </w:rPr>
+              <w:t xml:space="preserve">Category of the room: Single, Double, Suite, or Dormitory</w:t>
+            </w:r>
+          </w:p>
+        </w:tc>
+      </w:tr>
+      <w:tr>
+        <w:trPr>
+          <w:cantSplit/>
+        </w:trPr>
+        <w:tc>
+          <w:tcPr>
+            <w:tcBorders>
+              <w:top w:val="none" w:color="FFFFFF" w:sz="0"/>
+              <w:left w:val="none" w:color="FFFFFF" w:sz="0"/>
+              <w:bottom w:val="none" w:color="FFFFFF" w:sz="0"/>
+              <w:right w:val="none" w:color="FFFFFF" w:sz="0"/>
+            </w:tcBorders>
+            <w:shd w:fill="FFFFFF" w:val="clear"/>
+            <w:tcMar>
+              <w:top w:type="dxa" w:w="60"/>
+              <w:left w:type="dxa" w:w="120"/>
+              <w:bottom w:type="dxa" w:w="60"/>
+              <w:right w:type="dxa" w:w="120"/>
+            </w:tcMar>
+          </w:tcPr>
+          <w:p>
+            <w:r>
+              <w:rPr>
+                <w:color w:val="000000"/>
+                <w:sz w:val="21"/>
+                <w:szCs w:val="21"/>
+              </w:rPr>
+              <w:t xml:space="preserve">Room Reservation</w:t>
+            </w:r>
+          </w:p>
+        </w:tc>
+        <w:tc>
+          <w:tcPr>
+            <w:tcBorders>
+              <w:top w:val="none" w:color="FFFFFF" w:sz="0"/>
+              <w:left w:val="none" w:color="FFFFFF" w:sz="0"/>
+              <w:bottom w:val="none" w:color="FFFFFF" w:sz="0"/>
+              <w:right w:val="none" w:color="FFFFFF" w:sz="0"/>
+            </w:tcBorders>
+            <w:shd w:fill="FFFFFF" w:val="clear"/>
+            <w:tcMar>
+              <w:top w:type="dxa" w:w="60"/>
+              <w:left w:type="dxa" w:w="120"/>
+              <w:bottom w:type="dxa" w:w="60"/>
+              <w:right w:type="dxa" w:w="120"/>
+            </w:tcMar>
+          </w:tcPr>
+          <w:p>
+            <w:r>
+              <w:rPr>
+                <w:color w:val="000000"/>
+                <w:sz w:val="21"/>
+                <w:szCs w:val="21"/>
+              </w:rPr>
+              <w:t xml:space="preserve">Check-in Date</w:t>
+            </w:r>
+          </w:p>
+        </w:tc>
+        <w:tc>
+          <w:tcPr>
+            <w:tcBorders>
+              <w:top w:val="none" w:color="FFFFFF" w:sz="0"/>
+              <w:left w:val="none" w:color="FFFFFF" w:sz="0"/>
+              <w:bottom w:val="none" w:color="FFFFFF" w:sz="0"/>
+              <w:right w:val="none" w:color="FFFFFF" w:sz="0"/>
+            </w:tcBorders>
+            <w:shd w:fill="FFFFFF" w:val="clear"/>
+            <w:tcMar>
+              <w:top w:type="dxa" w:w="60"/>
+              <w:left w:type="dxa" w:w="120"/>
+              <w:bottom w:type="dxa" w:w="60"/>
+              <w:right w:type="dxa" w:w="120"/>
+            </w:tcMar>
+          </w:tcPr>
+          <w:p>
+            <w:r>
+              <w:rPr>
+                <w:color w:val="000000"/>
+                <w:sz w:val="21"/>
+                <w:szCs w:val="21"/>
+              </w:rPr>
+              <w:t xml:space="preserve">Scheduled or actual date of arrival at the property</w:t>
+            </w:r>
+          </w:p>
+        </w:tc>
+      </w:tr>
+      <w:tr>
+        <w:trPr>
+          <w:cantSplit/>
+        </w:trPr>
+        <w:tc>
+          <w:tcPr>
+            <w:tcBorders>
+              <w:top w:val="none" w:color="FFFFFF" w:sz="0"/>
+              <w:left w:val="none" w:color="FFFFFF" w:sz="0"/>
+              <w:bottom w:val="none" w:color="FFFFFF" w:sz="0"/>
+              <w:right w:val="none" w:color="FFFFFF" w:sz="0"/>
+            </w:tcBorders>
+            <w:shd w:fill="EDF3F5" w:val="clear"/>
+            <w:tcMar>
+              <w:top w:type="dxa" w:w="60"/>
+              <w:left w:type="dxa" w:w="120"/>
+              <w:bottom w:type="dxa" w:w="60"/>
+              <w:right w:type="dxa" w:w="120"/>
+            </w:tcMar>
+          </w:tcPr>
+          <w:p>
+            <w:r>
+              <w:rPr>
+                <w:color w:val="000000"/>
+                <w:sz w:val="21"/>
+                <w:szCs w:val="21"/>
+              </w:rPr>
+              <w:t xml:space="preserve">Room Reservation</w:t>
+            </w:r>
+          </w:p>
+        </w:tc>
+        <w:tc>
+          <w:tcPr>
+            <w:tcBorders>
+              <w:top w:val="none" w:color="FFFFFF" w:sz="0"/>
+              <w:left w:val="none" w:color="FFFFFF" w:sz="0"/>
+              <w:bottom w:val="none" w:color="FFFFFF" w:sz="0"/>
+              <w:right w:val="none" w:color="FFFFFF" w:sz="0"/>
+            </w:tcBorders>
+            <w:shd w:fill="EDF3F5" w:val="clear"/>
+            <w:tcMar>
+              <w:top w:type="dxa" w:w="60"/>
+              <w:left w:type="dxa" w:w="120"/>
+              <w:bottom w:type="dxa" w:w="60"/>
+              <w:right w:type="dxa" w:w="120"/>
+            </w:tcMar>
+          </w:tcPr>
+          <w:p>
+            <w:r>
+              <w:rPr>
+                <w:color w:val="000000"/>
+                <w:sz w:val="21"/>
+                <w:szCs w:val="21"/>
+              </w:rPr>
+              <w:t xml:space="preserve">Check-out Date</w:t>
+            </w:r>
+          </w:p>
+        </w:tc>
+        <w:tc>
+          <w:tcPr>
+            <w:tcBorders>
+              <w:top w:val="none" w:color="FFFFFF" w:sz="0"/>
+              <w:left w:val="none" w:color="FFFFFF" w:sz="0"/>
+              <w:bottom w:val="none" w:color="FFFFFF" w:sz="0"/>
+              <w:right w:val="none" w:color="FFFFFF" w:sz="0"/>
+            </w:tcBorders>
+            <w:shd w:fill="EDF3F5" w:val="clear"/>
+            <w:tcMar>
+              <w:top w:type="dxa" w:w="60"/>
+              <w:left w:type="dxa" w:w="120"/>
+              <w:bottom w:type="dxa" w:w="60"/>
+              <w:right w:type="dxa" w:w="120"/>
+            </w:tcMar>
+          </w:tcPr>
+          <w:p>
+            <w:r>
+              <w:rPr>
+                <w:color w:val="000000"/>
+                <w:sz w:val="21"/>
+                <w:szCs w:val="21"/>
+              </w:rPr>
+              <w:t xml:space="preserve">Scheduled date of departure from the property</w:t>
+            </w:r>
+          </w:p>
+        </w:tc>
+      </w:tr>
+      <w:tr>
+        <w:trPr>
+          <w:cantSplit/>
+        </w:trPr>
+        <w:tc>
+          <w:tcPr>
+            <w:tcBorders>
+              <w:top w:val="none" w:color="FFFFFF" w:sz="0"/>
+              <w:left w:val="none" w:color="FFFFFF" w:sz="0"/>
+              <w:bottom w:val="none" w:color="FFFFFF" w:sz="0"/>
+              <w:right w:val="none" w:color="FFFFFF" w:sz="0"/>
+            </w:tcBorders>
+            <w:shd w:fill="FFFFFF" w:val="clear"/>
+            <w:tcMar>
+              <w:top w:type="dxa" w:w="60"/>
+              <w:left w:type="dxa" w:w="120"/>
+              <w:bottom w:type="dxa" w:w="60"/>
+              <w:right w:type="dxa" w:w="120"/>
+            </w:tcMar>
+          </w:tcPr>
+          <w:p>
+            <w:r>
+              <w:rPr>
+                <w:color w:val="000000"/>
+                <w:sz w:val="21"/>
+                <w:szCs w:val="21"/>
+              </w:rPr>
+              <w:t xml:space="preserve">Room Reservation</w:t>
+            </w:r>
+          </w:p>
+        </w:tc>
+        <w:tc>
+          <w:tcPr>
+            <w:tcBorders>
+              <w:top w:val="none" w:color="FFFFFF" w:sz="0"/>
+              <w:left w:val="none" w:color="FFFFFF" w:sz="0"/>
+              <w:bottom w:val="none" w:color="FFFFFF" w:sz="0"/>
+              <w:right w:val="none" w:color="FFFFFF" w:sz="0"/>
+            </w:tcBorders>
+            <w:shd w:fill="FFFFFF" w:val="clear"/>
+            <w:tcMar>
+              <w:top w:type="dxa" w:w="60"/>
+              <w:left w:type="dxa" w:w="120"/>
+              <w:bottom w:type="dxa" w:w="60"/>
+              <w:right w:type="dxa" w:w="120"/>
+            </w:tcMar>
+          </w:tcPr>
+          <w:p>
+            <w:r>
+              <w:rPr>
+                <w:color w:val="000000"/>
+                <w:sz w:val="21"/>
+                <w:szCs w:val="21"/>
+              </w:rPr>
+              <w:t xml:space="preserve">Reservation Status</w:t>
+            </w:r>
+          </w:p>
+        </w:tc>
+        <w:tc>
+          <w:tcPr>
+            <w:tcBorders>
+              <w:top w:val="none" w:color="FFFFFF" w:sz="0"/>
+              <w:left w:val="none" w:color="FFFFFF" w:sz="0"/>
+              <w:bottom w:val="none" w:color="FFFFFF" w:sz="0"/>
+              <w:right w:val="none" w:color="FFFFFF" w:sz="0"/>
+            </w:tcBorders>
+            <w:shd w:fill="FFFFFF" w:val="clear"/>
+            <w:tcMar>
+              <w:top w:type="dxa" w:w="60"/>
+              <w:left w:type="dxa" w:w="120"/>
+              <w:bottom w:type="dxa" w:w="60"/>
+              <w:right w:type="dxa" w:w="120"/>
+            </w:tcMar>
+          </w:tcPr>
+          <w:p>
+            <w:r>
+              <w:rPr>
+                <w:color w:val="000000"/>
+                <w:sz w:val="21"/>
+                <w:szCs w:val="21"/>
+              </w:rPr>
+              <w:t xml:space="preserve">Current status: CONFIRMED, CHECKED_IN, PENDING, or CANCELLED</w:t>
+            </w:r>
+          </w:p>
+        </w:tc>
+      </w:tr>
+      <w:tr>
+        <w:trPr>
+          <w:cantSplit/>
+        </w:trPr>
+        <w:tc>
+          <w:tcPr>
+            <w:tcBorders>
+              <w:top w:val="none" w:color="FFFFFF" w:sz="0"/>
+              <w:left w:val="none" w:color="FFFFFF" w:sz="0"/>
+              <w:bottom w:val="none" w:color="FFFFFF" w:sz="0"/>
+              <w:right w:val="none" w:color="FFFFFF" w:sz="0"/>
+            </w:tcBorders>
+            <w:shd w:fill="EDF3F5" w:val="clear"/>
+            <w:tcMar>
+              <w:top w:type="dxa" w:w="60"/>
+              <w:left w:type="dxa" w:w="120"/>
+              <w:bottom w:type="dxa" w:w="60"/>
+              <w:right w:type="dxa" w:w="120"/>
+            </w:tcMar>
+          </w:tcPr>
+          <w:p>
+            <w:r>
+              <w:rPr>
+                <w:color w:val="000000"/>
+                <w:sz w:val="21"/>
+                <w:szCs w:val="21"/>
+              </w:rPr>
+              <w:t xml:space="preserve">Room Reservation</w:t>
+            </w:r>
+          </w:p>
+        </w:tc>
+        <w:tc>
+          <w:tcPr>
+            <w:tcBorders>
+              <w:top w:val="none" w:color="FFFFFF" w:sz="0"/>
+              <w:left w:val="none" w:color="FFFFFF" w:sz="0"/>
+              <w:bottom w:val="none" w:color="FFFFFF" w:sz="0"/>
+              <w:right w:val="none" w:color="FFFFFF" w:sz="0"/>
+            </w:tcBorders>
+            <w:shd w:fill="EDF3F5" w:val="clear"/>
+            <w:tcMar>
+              <w:top w:type="dxa" w:w="60"/>
+              <w:left w:type="dxa" w:w="120"/>
+              <w:bottom w:type="dxa" w:w="60"/>
+              <w:right w:type="dxa" w:w="120"/>
+            </w:tcMar>
+          </w:tcPr>
+          <w:p>
+            <w:r>
+              <w:rPr>
+                <w:color w:val="000000"/>
+                <w:sz w:val="21"/>
+                <w:szCs w:val="21"/>
+              </w:rPr>
+              <w:t xml:space="preserve">Accompanying Guests</w:t>
+            </w:r>
+          </w:p>
+        </w:tc>
+        <w:tc>
+          <w:tcPr>
+            <w:tcBorders>
+              <w:top w:val="none" w:color="FFFFFF" w:sz="0"/>
+              <w:left w:val="none" w:color="FFFFFF" w:sz="0"/>
+              <w:bottom w:val="none" w:color="FFFFFF" w:sz="0"/>
+              <w:right w:val="none" w:color="FFFFFF" w:sz="0"/>
+            </w:tcBorders>
+            <w:shd w:fill="EDF3F5" w:val="clear"/>
+            <w:tcMar>
+              <w:top w:type="dxa" w:w="60"/>
+              <w:left w:type="dxa" w:w="120"/>
+              <w:bottom w:type="dxa" w:w="60"/>
+              <w:right w:type="dxa" w:w="120"/>
+            </w:tcMar>
+          </w:tcPr>
+          <w:p>
+            <w:r>
+              <w:rPr>
+                <w:color w:val="000000"/>
+                <w:sz w:val="21"/>
+                <w:szCs w:val="21"/>
+              </w:rPr>
+              <w:t xml:space="preserve">Number of additional guests registered under the same reservation</w:t>
+            </w:r>
+          </w:p>
+        </w:tc>
+      </w:tr>
+      <w:tr>
+        <w:trPr>
+          <w:cantSplit/>
+        </w:trPr>
+        <w:tc>
+          <w:tcPr>
+            <w:tcBorders>
+              <w:top w:val="none" w:color="FFFFFF" w:sz="0"/>
+              <w:left w:val="none" w:color="FFFFFF" w:sz="0"/>
+              <w:bottom w:val="none" w:color="FFFFFF" w:sz="0"/>
+              <w:right w:val="none" w:color="FFFFFF" w:sz="0"/>
+            </w:tcBorders>
+            <w:shd w:fill="FFFFFF" w:val="clear"/>
+            <w:tcMar>
+              <w:top w:type="dxa" w:w="60"/>
+              <w:left w:type="dxa" w:w="120"/>
+              <w:bottom w:type="dxa" w:w="60"/>
+              <w:right w:type="dxa" w:w="120"/>
+            </w:tcMar>
+          </w:tcPr>
+          <w:p>
+            <w:r>
+              <w:rPr>
+                <w:color w:val="000000"/>
+                <w:sz w:val="21"/>
+                <w:szCs w:val="21"/>
+              </w:rPr>
+              <w:t xml:space="preserve">Room Reservation</w:t>
+            </w:r>
+          </w:p>
+        </w:tc>
+        <w:tc>
+          <w:tcPr>
+            <w:tcBorders>
+              <w:top w:val="none" w:color="FFFFFF" w:sz="0"/>
+              <w:left w:val="none" w:color="FFFFFF" w:sz="0"/>
+              <w:bottom w:val="none" w:color="FFFFFF" w:sz="0"/>
+              <w:right w:val="none" w:color="FFFFFF" w:sz="0"/>
+            </w:tcBorders>
+            <w:shd w:fill="FFFFFF" w:val="clear"/>
+            <w:tcMar>
+              <w:top w:type="dxa" w:w="60"/>
+              <w:left w:type="dxa" w:w="120"/>
+              <w:bottom w:type="dxa" w:w="60"/>
+              <w:right w:type="dxa" w:w="120"/>
+            </w:tcMar>
+          </w:tcPr>
+          <w:p>
+            <w:r>
+              <w:rPr>
+                <w:color w:val="000000"/>
+                <w:sz w:val="21"/>
+                <w:szCs w:val="21"/>
+              </w:rPr>
+              <w:t xml:space="preserve">Booking Amount</w:t>
+            </w:r>
+          </w:p>
+        </w:tc>
+        <w:tc>
+          <w:tcPr>
+            <w:tcBorders>
+              <w:top w:val="none" w:color="FFFFFF" w:sz="0"/>
+              <w:left w:val="none" w:color="FFFFFF" w:sz="0"/>
+              <w:bottom w:val="none" w:color="FFFFFF" w:sz="0"/>
+              <w:right w:val="none" w:color="FFFFFF" w:sz="0"/>
+            </w:tcBorders>
+            <w:shd w:fill="FFFFFF" w:val="clear"/>
+            <w:tcMar>
+              <w:top w:type="dxa" w:w="60"/>
+              <w:left w:type="dxa" w:w="120"/>
+              <w:bottom w:type="dxa" w:w="60"/>
+              <w:right w:type="dxa" w:w="120"/>
+            </w:tcMar>
+          </w:tcPr>
+          <w:p>
+            <w:r>
+              <w:rPr>
+                <w:color w:val="000000"/>
+                <w:sz w:val="21"/>
+                <w:szCs w:val="21"/>
+              </w:rPr>
+              <w:t xml:space="preserve">Total reservation cost and current payment status: PAID, PARTIAL, or UNPAID</w:t>
+            </w:r>
+          </w:p>
+        </w:tc>
+      </w:tr>
+      <w:tr>
+        <w:trPr>
+          <w:cantSplit/>
+        </w:trPr>
+        <w:tc>
+          <w:tcPr>
+            <w:tcBorders>
+              <w:top w:val="none" w:color="FFFFFF" w:sz="0"/>
+              <w:left w:val="none" w:color="FFFFFF" w:sz="0"/>
+              <w:bottom w:val="none" w:color="FFFFFF" w:sz="0"/>
+              <w:right w:val="none" w:color="FFFFFF" w:sz="0"/>
+            </w:tcBorders>
+            <w:shd w:fill="EDF3F5" w:val="clear"/>
+            <w:tcMar>
+              <w:top w:type="dxa" w:w="60"/>
+              <w:left w:type="dxa" w:w="120"/>
+              <w:bottom w:type="dxa" w:w="60"/>
+              <w:right w:type="dxa" w:w="120"/>
+            </w:tcMar>
+          </w:tcPr>
+          <w:p>
+            <w:r>
+              <w:rPr>
+                <w:color w:val="000000"/>
+                <w:sz w:val="21"/>
+                <w:szCs w:val="21"/>
+              </w:rPr>
+              <w:t xml:space="preserve">Room Reservation</w:t>
+            </w:r>
+          </w:p>
+        </w:tc>
+        <w:tc>
+          <w:tcPr>
+            <w:tcBorders>
+              <w:top w:val="none" w:color="FFFFFF" w:sz="0"/>
+              <w:left w:val="none" w:color="FFFFFF" w:sz="0"/>
+              <w:bottom w:val="none" w:color="FFFFFF" w:sz="0"/>
+              <w:right w:val="none" w:color="FFFFFF" w:sz="0"/>
+            </w:tcBorders>
+            <w:shd w:fill="EDF3F5" w:val="clear"/>
+            <w:tcMar>
+              <w:top w:type="dxa" w:w="60"/>
+              <w:left w:type="dxa" w:w="120"/>
+              <w:bottom w:type="dxa" w:w="60"/>
+              <w:right w:type="dxa" w:w="120"/>
+            </w:tcMar>
+          </w:tcPr>
+          <w:p>
+            <w:r>
+              <w:rPr>
+                <w:color w:val="000000"/>
+                <w:sz w:val="21"/>
+                <w:szCs w:val="21"/>
+              </w:rPr>
+              <w:t xml:space="preserve">Previous Stays</w:t>
+            </w:r>
+          </w:p>
+        </w:tc>
+        <w:tc>
+          <w:tcPr>
+            <w:tcBorders>
+              <w:top w:val="none" w:color="FFFFFF" w:sz="0"/>
+              <w:left w:val="none" w:color="FFFFFF" w:sz="0"/>
+              <w:bottom w:val="none" w:color="FFFFFF" w:sz="0"/>
+              <w:right w:val="none" w:color="FFFFFF" w:sz="0"/>
+            </w:tcBorders>
+            <w:shd w:fill="EDF3F5" w:val="clear"/>
+            <w:tcMar>
+              <w:top w:type="dxa" w:w="60"/>
+              <w:left w:type="dxa" w:w="120"/>
+              <w:bottom w:type="dxa" w:w="60"/>
+              <w:right w:type="dxa" w:w="120"/>
+            </w:tcMar>
+          </w:tcPr>
+          <w:p>
+            <w:r>
+              <w:rPr>
+                <w:color w:val="000000"/>
+                <w:sz w:val="21"/>
+                <w:szCs w:val="21"/>
+              </w:rPr>
+              <w:t xml:space="preserve">List of past registration records at any GHMS-connected property</w:t>
+            </w:r>
+          </w:p>
+        </w:tc>
+      </w:tr>
+      <w:tr>
+        <w:trPr>
+          <w:cantSplit/>
+        </w:trPr>
+        <w:tc>
+          <w:tcPr>
+            <w:tcBorders>
+              <w:top w:val="none" w:color="FFFFFF" w:sz="0"/>
+              <w:left w:val="none" w:color="FFFFFF" w:sz="0"/>
+              <w:bottom w:val="none" w:color="FFFFFF" w:sz="0"/>
+              <w:right w:val="none" w:color="FFFFFF" w:sz="0"/>
+            </w:tcBorders>
+            <w:shd w:fill="FFFFFF" w:val="clear"/>
+            <w:tcMar>
+              <w:top w:type="dxa" w:w="60"/>
+              <w:left w:type="dxa" w:w="120"/>
+              <w:bottom w:type="dxa" w:w="60"/>
+              <w:right w:type="dxa" w:w="120"/>
+            </w:tcMar>
+          </w:tcPr>
+          <w:p>
+            <w:r>
+              <w:rPr>
+                <w:color w:val="000000"/>
+                <w:sz w:val="21"/>
+                <w:szCs w:val="21"/>
+              </w:rPr>
+              <w:t xml:space="preserve">System Metadata</w:t>
+            </w:r>
+          </w:p>
+        </w:tc>
+        <w:tc>
+          <w:tcPr>
+            <w:tcBorders>
+              <w:top w:val="none" w:color="FFFFFF" w:sz="0"/>
+              <w:left w:val="none" w:color="FFFFFF" w:sz="0"/>
+              <w:bottom w:val="none" w:color="FFFFFF" w:sz="0"/>
+              <w:right w:val="none" w:color="FFFFFF" w:sz="0"/>
+            </w:tcBorders>
+            <w:shd w:fill="FFFFFF" w:val="clear"/>
+            <w:tcMar>
+              <w:top w:type="dxa" w:w="60"/>
+              <w:left w:type="dxa" w:w="120"/>
+              <w:bottom w:type="dxa" w:w="60"/>
+              <w:right w:type="dxa" w:w="120"/>
+            </w:tcMar>
+          </w:tcPr>
+          <w:p>
+            <w:r>
+              <w:rPr>
+                <w:color w:val="000000"/>
+                <w:sz w:val="21"/>
+                <w:szCs w:val="21"/>
+              </w:rPr>
+              <w:t xml:space="preserve">Alert Timestamp</w:t>
+            </w:r>
+          </w:p>
+        </w:tc>
+        <w:tc>
+          <w:tcPr>
+            <w:tcBorders>
+              <w:top w:val="none" w:color="FFFFFF" w:sz="0"/>
+              <w:left w:val="none" w:color="FFFFFF" w:sz="0"/>
+              <w:bottom w:val="none" w:color="FFFFFF" w:sz="0"/>
+              <w:right w:val="none" w:color="FFFFFF" w:sz="0"/>
+            </w:tcBorders>
+            <w:shd w:fill="FFFFFF" w:val="clear"/>
+            <w:tcMar>
+              <w:top w:type="dxa" w:w="60"/>
+              <w:left w:type="dxa" w:w="120"/>
+              <w:bottom w:type="dxa" w:w="60"/>
+              <w:right w:type="dxa" w:w="120"/>
+            </w:tcMar>
+          </w:tcPr>
+          <w:p>
+            <w:r>
+              <w:rPr>
+                <w:color w:val="000000"/>
+                <w:sz w:val="21"/>
+                <w:szCs w:val="21"/>
+              </w:rPr>
+              <w:t xml:space="preserve">Exact date and time the alert was triggered by the system</w:t>
+            </w:r>
+          </w:p>
+        </w:tc>
+      </w:tr>
+      <w:tr>
+        <w:trPr>
+          <w:cantSplit/>
+        </w:trPr>
+        <w:tc>
+          <w:tcPr>
+            <w:tcBorders>
+              <w:top w:val="none" w:color="FFFFFF" w:sz="0"/>
+              <w:left w:val="none" w:color="FFFFFF" w:sz="0"/>
+              <w:bottom w:val="none" w:color="FFFFFF" w:sz="0"/>
+              <w:right w:val="none" w:color="FFFFFF" w:sz="0"/>
+            </w:tcBorders>
+            <w:shd w:fill="EDF3F5" w:val="clear"/>
+            <w:tcMar>
+              <w:top w:type="dxa" w:w="60"/>
+              <w:left w:type="dxa" w:w="120"/>
+              <w:bottom w:type="dxa" w:w="60"/>
+              <w:right w:type="dxa" w:w="120"/>
+            </w:tcMar>
+          </w:tcPr>
+          <w:p>
+            <w:r>
+              <w:rPr>
+                <w:color w:val="000000"/>
+                <w:sz w:val="21"/>
+                <w:szCs w:val="21"/>
+              </w:rPr>
+              <w:t xml:space="preserve">System Metadata</w:t>
+            </w:r>
+          </w:p>
+        </w:tc>
+        <w:tc>
+          <w:tcPr>
+            <w:tcBorders>
+              <w:top w:val="none" w:color="FFFFFF" w:sz="0"/>
+              <w:left w:val="none" w:color="FFFFFF" w:sz="0"/>
+              <w:bottom w:val="none" w:color="FFFFFF" w:sz="0"/>
+              <w:right w:val="none" w:color="FFFFFF" w:sz="0"/>
+            </w:tcBorders>
+            <w:shd w:fill="EDF3F5" w:val="clear"/>
+            <w:tcMar>
+              <w:top w:type="dxa" w:w="60"/>
+              <w:left w:type="dxa" w:w="120"/>
+              <w:bottom w:type="dxa" w:w="60"/>
+              <w:right w:type="dxa" w:w="120"/>
+            </w:tcMar>
+          </w:tcPr>
+          <w:p>
+            <w:r>
+              <w:rPr>
+                <w:color w:val="000000"/>
+                <w:sz w:val="21"/>
+                <w:szCs w:val="21"/>
+              </w:rPr>
+              <w:t xml:space="preserve">Property Name</w:t>
+            </w:r>
+          </w:p>
+        </w:tc>
+        <w:tc>
+          <w:tcPr>
+            <w:tcBorders>
+              <w:top w:val="none" w:color="FFFFFF" w:sz="0"/>
+              <w:left w:val="none" w:color="FFFFFF" w:sz="0"/>
+              <w:bottom w:val="none" w:color="FFFFFF" w:sz="0"/>
+              <w:right w:val="none" w:color="FFFFFF" w:sz="0"/>
+            </w:tcBorders>
+            <w:shd w:fill="EDF3F5" w:val="clear"/>
+            <w:tcMar>
+              <w:top w:type="dxa" w:w="60"/>
+              <w:left w:type="dxa" w:w="120"/>
+              <w:bottom w:type="dxa" w:w="60"/>
+              <w:right w:type="dxa" w:w="120"/>
+            </w:tcMar>
+          </w:tcPr>
+          <w:p>
+            <w:r>
+              <w:rPr>
+                <w:color w:val="000000"/>
+                <w:sz w:val="21"/>
+                <w:szCs w:val="21"/>
+              </w:rPr>
+              <w:t xml:space="preserve">Name and branch of the guest house where the match occurred</w:t>
+            </w:r>
+          </w:p>
+        </w:tc>
+      </w:tr>
+      <w:tr>
+        <w:trPr>
+          <w:cantSplit/>
+        </w:trPr>
+        <w:tc>
+          <w:tcPr>
+            <w:tcBorders>
+              <w:top w:val="none" w:color="FFFFFF" w:sz="0"/>
+              <w:left w:val="none" w:color="FFFFFF" w:sz="0"/>
+              <w:bottom w:val="none" w:color="FFFFFF" w:sz="0"/>
+              <w:right w:val="none" w:color="FFFFFF" w:sz="0"/>
+            </w:tcBorders>
+            <w:shd w:fill="FFFFFF" w:val="clear"/>
+            <w:tcMar>
+              <w:top w:type="dxa" w:w="60"/>
+              <w:left w:type="dxa" w:w="120"/>
+              <w:bottom w:type="dxa" w:w="60"/>
+              <w:right w:type="dxa" w:w="120"/>
+            </w:tcMar>
+          </w:tcPr>
+          <w:p>
+            <w:r>
+              <w:rPr>
+                <w:color w:val="000000"/>
+                <w:sz w:val="21"/>
+                <w:szCs w:val="21"/>
+              </w:rPr>
+              <w:t xml:space="preserve">System Metadata</w:t>
+            </w:r>
+          </w:p>
+        </w:tc>
+        <w:tc>
+          <w:tcPr>
+            <w:tcBorders>
+              <w:top w:val="none" w:color="FFFFFF" w:sz="0"/>
+              <w:left w:val="none" w:color="FFFFFF" w:sz="0"/>
+              <w:bottom w:val="none" w:color="FFFFFF" w:sz="0"/>
+              <w:right w:val="none" w:color="FFFFFF" w:sz="0"/>
+            </w:tcBorders>
+            <w:shd w:fill="FFFFFF" w:val="clear"/>
+            <w:tcMar>
+              <w:top w:type="dxa" w:w="60"/>
+              <w:left w:type="dxa" w:w="120"/>
+              <w:bottom w:type="dxa" w:w="60"/>
+              <w:right w:type="dxa" w:w="120"/>
+            </w:tcMar>
+          </w:tcPr>
+          <w:p>
+            <w:r>
+              <w:rPr>
+                <w:color w:val="000000"/>
+                <w:sz w:val="21"/>
+                <w:szCs w:val="21"/>
+              </w:rPr>
+              <w:t xml:space="preserve">Processed By</w:t>
+            </w:r>
+          </w:p>
+        </w:tc>
+        <w:tc>
+          <w:tcPr>
+            <w:tcBorders>
+              <w:top w:val="none" w:color="FFFFFF" w:sz="0"/>
+              <w:left w:val="none" w:color="FFFFFF" w:sz="0"/>
+              <w:bottom w:val="none" w:color="FFFFFF" w:sz="0"/>
+              <w:right w:val="none" w:color="FFFFFF" w:sz="0"/>
+            </w:tcBorders>
+            <w:shd w:fill="FFFFFF" w:val="clear"/>
+            <w:tcMar>
+              <w:top w:type="dxa" w:w="60"/>
+              <w:left w:type="dxa" w:w="120"/>
+              <w:bottom w:type="dxa" w:w="60"/>
+              <w:right w:type="dxa" w:w="120"/>
+            </w:tcMar>
+          </w:tcPr>
+          <w:p>
+            <w:r>
+              <w:rPr>
+                <w:color w:val="000000"/>
+                <w:sz w:val="21"/>
+                <w:szCs w:val="21"/>
+              </w:rPr>
+              <w:t xml:space="preserve">Name of the front desk agent who handled the registration</w:t>
+            </w:r>
+          </w:p>
+        </w:tc>
+      </w:tr>
+      <w:tr>
+        <w:trPr>
+          <w:cantSplit/>
+        </w:trPr>
+        <w:tc>
+          <w:tcPr>
+            <w:tcBorders>
+              <w:top w:val="none" w:color="FFFFFF" w:sz="0"/>
+              <w:left w:val="none" w:color="FFFFFF" w:sz="0"/>
+              <w:bottom w:val="none" w:color="FFFFFF" w:sz="0"/>
+              <w:right w:val="none" w:color="FFFFFF" w:sz="0"/>
+            </w:tcBorders>
+            <w:shd w:fill="EDF3F5" w:val="clear"/>
+            <w:tcMar>
+              <w:top w:type="dxa" w:w="60"/>
+              <w:left w:type="dxa" w:w="120"/>
+              <w:bottom w:type="dxa" w:w="60"/>
+              <w:right w:type="dxa" w:w="120"/>
+            </w:tcMar>
+          </w:tcPr>
+          <w:p>
+            <w:r>
+              <w:rPr>
+                <w:color w:val="000000"/>
+                <w:sz w:val="21"/>
+                <w:szCs w:val="21"/>
+              </w:rPr>
+              <w:t xml:space="preserve">System Metadata</w:t>
+            </w:r>
+          </w:p>
+        </w:tc>
+        <w:tc>
+          <w:tcPr>
+            <w:tcBorders>
+              <w:top w:val="none" w:color="FFFFFF" w:sz="0"/>
+              <w:left w:val="none" w:color="FFFFFF" w:sz="0"/>
+              <w:bottom w:val="none" w:color="FFFFFF" w:sz="0"/>
+              <w:right w:val="none" w:color="FFFFFF" w:sz="0"/>
+            </w:tcBorders>
+            <w:shd w:fill="EDF3F5" w:val="clear"/>
+            <w:tcMar>
+              <w:top w:type="dxa" w:w="60"/>
+              <w:left w:type="dxa" w:w="120"/>
+              <w:bottom w:type="dxa" w:w="60"/>
+              <w:right w:type="dxa" w:w="120"/>
+            </w:tcMar>
+          </w:tcPr>
+          <w:p>
+            <w:r>
+              <w:rPr>
+                <w:color w:val="000000"/>
+                <w:sz w:val="21"/>
+                <w:szCs w:val="21"/>
+              </w:rPr>
+              <w:t xml:space="preserve">Alert ID</w:t>
+            </w:r>
+          </w:p>
+        </w:tc>
+        <w:tc>
+          <w:tcPr>
+            <w:tcBorders>
+              <w:top w:val="none" w:color="FFFFFF" w:sz="0"/>
+              <w:left w:val="none" w:color="FFFFFF" w:sz="0"/>
+              <w:bottom w:val="none" w:color="FFFFFF" w:sz="0"/>
+              <w:right w:val="none" w:color="FFFFFF" w:sz="0"/>
+            </w:tcBorders>
+            <w:shd w:fill="EDF3F5" w:val="clear"/>
+            <w:tcMar>
+              <w:top w:type="dxa" w:w="60"/>
+              <w:left w:type="dxa" w:w="120"/>
+              <w:bottom w:type="dxa" w:w="60"/>
+              <w:right w:type="dxa" w:w="120"/>
+            </w:tcMar>
+          </w:tcPr>
+          <w:p>
+            <w:r>
+              <w:rPr>
+                <w:color w:val="000000"/>
+                <w:sz w:val="21"/>
+                <w:szCs w:val="21"/>
+              </w:rPr>
+              <w:t xml:space="preserve">Unique system-generated identifier for audit trail cross-referencing</w:t>
+            </w:r>
+          </w:p>
+        </w:tc>
+      </w:tr>
+    </w:tbl>
+    <w:p>
+      <w:pPr>
+        <w:spacing w:after="200" w:before="60" w:line="312"/>
+        <w:jc w:val="center"/>
+      </w:pPr>
+      <w:r>
+        <w:rPr>
+          <w:rFonts w:ascii="Times New Roman"/>
+          <w:i/>
+          <w:iCs/>
+          <w:color w:val="506070"/>
+          <w:sz w:val="21"/>
+          <w:szCs w:val="21"/>
+        </w:rPr>
+        <w:t xml:space="preserve">Table 3: Complete suspect match alert detail structure showing identity, room reservation, and system metadata fields</w:t>
+      </w:r>
+    </w:p>
+    <w:p>
+      <w:pPr>
+        <w:spacing w:after="120" w:line="312"/>
+        <w:ind w:firstLine="480"/>
+        <w:jc w:val="both"/>
+      </w:pPr>
+      <w:r>
+        <w:rPr>
+          <w:rFonts w:ascii="Times New Roman" w:eastAsia="Microsoft YaHei"/>
+          <w:color w:val="000000"/>
+          <w:sz w:val="24"/>
+          <w:szCs w:val="24"/>
+        </w:rPr>
+        <w:t xml:space="preserve">This comprehensive alert structure ensures that when a suspect match is detected, the responding officer or administrator has immediate access to all relevant information without needing to navigate to separate screens or make additional database queries. The room reservation details, in particular, transform the alert from a simple identity notification into an actionable intelligence brief that tells law enforcement not just who the suspect is, but where they are, when they arrived, when they plan to leave, who they are with, and whether they have stayed at other properties in the network before. This level of integrated detail is only possible because the Police Module sits at the center of the GHMS architecture and has direct access to reservation data from the Booking Engine and room assignment data from the Room Inventory module.</w:t>
+      </w:r>
+    </w:p>
+    <w:p>
+      <w:pPr>
         <w:pStyle w:val="Heading1"/>
         <w:spacing w:after="160" w:before="360" w:line="312"/>
       </w:pPr>
-      <w:bookmarkStart w:id="100014" w:name="_Toc100014"/>
       <w:r>
         <w:rPr>
           <w:rFonts w:ascii="Calibri" w:eastAsia="SimHei"/>
@@ -2081,7 +3047,6 @@
         </w:rPr>
         <w:t xml:space="preserve">7. Integration Points - Connecting Every Subsystem</w:t>
       </w:r>
-      <w:bookmarkEnd w:id="100014"/>
     </w:p>
     <w:p>
       <w:pPr>
@@ -2167,7 +3132,6 @@
         <w:pStyle w:val="Heading2"/>
         <w:spacing w:after="120" w:before="280" w:line="312"/>
       </w:pPr>
-      <w:bookmarkStart w:id="100015" w:name="_Toc100015"/>
       <w:r>
         <w:rPr>
           <w:rFonts w:ascii="Calibri" w:eastAsia="SimHei"/>
@@ -2179,7 +3143,6 @@
         </w:rPr>
         <w:t xml:space="preserve">7.1 Integration with Guest Management</w:t>
       </w:r>
-      <w:bookmarkEnd w:id="100015"/>
     </w:p>
     <w:p>
       <w:pPr>
@@ -2202,7 +3165,6 @@
         <w:pStyle w:val="Heading2"/>
         <w:spacing w:after="120" w:before="280" w:line="312"/>
       </w:pPr>
-      <w:bookmarkStart w:id="100016" w:name="_Toc100016"/>
       <w:r>
         <w:rPr>
           <w:rFonts w:ascii="Calibri" w:eastAsia="SimHei"/>
@@ -2214,7 +3176,6 @@
         </w:rPr>
         <w:t xml:space="preserve">7.2 Integration with Booking Engine</w:t>
       </w:r>
-      <w:bookmarkEnd w:id="100016"/>
     </w:p>
     <w:p>
       <w:pPr>
@@ -2237,7 +3198,6 @@
         <w:pStyle w:val="Heading2"/>
         <w:spacing w:after="120" w:before="280" w:line="312"/>
       </w:pPr>
-      <w:bookmarkStart w:id="100017" w:name="_Toc100017"/>
       <w:r>
         <w:rPr>
           <w:rFonts w:ascii="Calibri" w:eastAsia="SimHei"/>
@@ -2249,7 +3209,6 @@
         </w:rPr>
         <w:t xml:space="preserve">7.3 Integration with Payment Gateway</w:t>
       </w:r>
-      <w:bookmarkEnd w:id="100017"/>
     </w:p>
     <w:p>
       <w:pPr>
@@ -2272,7 +3231,6 @@
         <w:pStyle w:val="Heading2"/>
         <w:spacing w:after="120" w:before="280" w:line="312"/>
       </w:pPr>
-      <w:bookmarkStart w:id="100018" w:name="_Toc100018"/>
       <w:r>
         <w:rPr>
           <w:rFonts w:ascii="Calibri" w:eastAsia="SimHei"/>
@@ -2284,7 +3242,6 @@
         </w:rPr>
         <w:t xml:space="preserve">7.4 Integration with Notification Service</w:t>
       </w:r>
-      <w:bookmarkEnd w:id="100018"/>
     </w:p>
     <w:p>
       <w:pPr>
@@ -2307,7 +3264,6 @@
         <w:pStyle w:val="Heading1"/>
         <w:spacing w:after="160" w:before="360" w:line="312"/>
       </w:pPr>
-      <w:bookmarkStart w:id="100019" w:name="_Toc100019"/>
       <w:r>
         <w:rPr>
           <w:rFonts w:ascii="Calibri" w:eastAsia="SimHei"/>
@@ -2319,7 +3275,6 @@
         </w:rPr>
         <w:t xml:space="preserve">8. Technology Stack &amp; Security Architecture</w:t>
       </w:r>
-      <w:bookmarkEnd w:id="100019"/>
     </w:p>
     <w:p>
       <w:pPr>
@@ -3168,7 +4123,6 @@
         <w:pStyle w:val="Heading2"/>
         <w:spacing w:after="120" w:before="280" w:line="312"/>
       </w:pPr>
-      <w:bookmarkStart w:id="100020" w:name="_Toc100020"/>
       <w:r>
         <w:rPr>
           <w:rFonts w:ascii="Calibri" w:eastAsia="SimHei"/>
@@ -3180,7 +4134,6 @@
         </w:rPr>
         <w:t xml:space="preserve">8.1 Authentication and Authorization</w:t>
       </w:r>
-      <w:bookmarkEnd w:id="100020"/>
     </w:p>
     <w:p>
       <w:pPr>
@@ -3203,7 +4156,6 @@
         <w:pStyle w:val="Heading2"/>
         <w:spacing w:after="120" w:before="280" w:line="312"/>
       </w:pPr>
-      <w:bookmarkStart w:id="100021" w:name="_Toc100021"/>
       <w:r>
         <w:rPr>
           <w:rFonts w:ascii="Calibri" w:eastAsia="SimHei"/>
@@ -3215,7 +4167,6 @@
         </w:rPr>
         <w:t xml:space="preserve">8.2 Data Encryption and Integrity</w:t>
       </w:r>
-      <w:bookmarkEnd w:id="100021"/>
     </w:p>
     <w:p>
       <w:pPr>
@@ -3238,7 +4189,6 @@
         <w:pStyle w:val="Heading1"/>
         <w:spacing w:after="160" w:before="360" w:line="312"/>
       </w:pPr>
-      <w:bookmarkStart w:id="100022" w:name="_Toc100022"/>
       <w:r>
         <w:rPr>
           <w:rFonts w:ascii="Calibri" w:eastAsia="SimHei"/>
@@ -3250,7 +4200,6 @@
         </w:rPr>
         <w:t xml:space="preserve">9. Implementation Roadmap</w:t>
       </w:r>
-      <w:bookmarkEnd w:id="100022"/>
     </w:p>
     <w:p>
       <w:pPr>
@@ -3943,7 +4892,6 @@
         <w:pStyle w:val="Heading1"/>
         <w:spacing w:after="160" w:before="360" w:line="312"/>
       </w:pPr>
-      <w:bookmarkStart w:id="100023" w:name="_Toc100023"/>
       <w:r>
         <w:rPr>
           <w:rFonts w:ascii="Calibri" w:eastAsia="SimHei"/>
@@ -3955,7 +4903,6 @@
         </w:rPr>
         <w:t xml:space="preserve">10. Conclusion</w:t>
       </w:r>
-      <w:bookmarkEnd w:id="100023"/>
     </w:p>
     <w:p>
       <w:pPr>
@@ -4357,7 +5304,6 @@
     <w:qFormat/>
     <w:pPr>
       <w:spacing w:after="160" w:before="360" w:line="312"/>
-      <w:outlineLvl w:val="0"/>
     </w:pPr>
     <w:rPr>
       <w:rFonts w:ascii="Calibri" w:eastAsia="SimHei"/>
@@ -4375,7 +5321,6 @@
     <w:qFormat/>
     <w:pPr>
       <w:spacing w:after="120" w:before="280" w:line="312"/>
-      <w:outlineLvl w:val="1"/>
     </w:pPr>
     <w:rPr>
       <w:rFonts w:ascii="Calibri" w:eastAsia="SimHei"/>
@@ -4393,7 +5338,6 @@
     <w:qFormat/>
     <w:pPr>
       <w:spacing w:after="100" w:before="200" w:line="312"/>
-      <w:outlineLvl w:val="2"/>
     </w:pPr>
     <w:rPr>
       <w:rFonts w:ascii="Calibri" w:eastAsia="SimHei"/>
@@ -4405,9 +5349,6 @@
     </w:rPr>
   </w:style>
   <w:style w:type="paragraph" w:styleId="Heading4">
-    <w:pPr>
-      <w:outlineLvl w:val="3"/>
-    </w:pPr>
     <w:name w:val="Heading 4"/>
     <w:basedOn w:val="Normal"/>
     <w:next w:val="Normal"/>
@@ -4419,9 +5360,6 @@
     </w:rPr>
   </w:style>
   <w:style w:type="paragraph" w:styleId="Heading5">
-    <w:pPr>
-      <w:outlineLvl w:val="4"/>
-    </w:pPr>
     <w:name w:val="Heading 5"/>
     <w:basedOn w:val="Normal"/>
     <w:next w:val="Normal"/>
@@ -4431,9 +5369,6 @@
     </w:rPr>
   </w:style>
   <w:style w:type="paragraph" w:styleId="Heading6">
-    <w:pPr>
-      <w:outlineLvl w:val="5"/>
-    </w:pPr>
     <w:name w:val="Heading 6"/>
     <w:basedOn w:val="Normal"/>
     <w:next w:val="Normal"/>
@@ -4541,44 +5476,5 @@
       <w:szCs w:val="20"/>
     </w:rPr>
   </w:style>
-  <w:style xmlns:w="http://schemas.openxmlformats.org/wordprocessingml/2006/main" w:type="paragraph" w:styleId="9">
-    <w:name w:val="toc 1"/>
-    <w:basedOn w:val="Normal"/>
-    <w:uiPriority w:val="39"/>
-    <w:pPr>
-      <w:tabs>
-        <w:tab w:val="right" w:leader="dot" w:pos="9026"/>
-      </w:tabs>
-      <w:spacing w:before="120" w:after="60"/>
-    </w:pPr>
-    <w:rPr>
-      <w:b/>
-      <w:bCs/>
-    </w:rPr>
-  </w:style>
-  <w:style xmlns:w="http://schemas.openxmlformats.org/wordprocessingml/2006/main" w:type="paragraph" w:styleId="11">
-    <w:name w:val="toc 2"/>
-    <w:basedOn w:val="Normal"/>
-    <w:uiPriority w:val="39"/>
-    <w:pPr>
-      <w:tabs>
-        <w:tab w:val="right" w:leader="dot" w:pos="9026"/>
-      </w:tabs>
-      <w:ind w:left="360"/>
-      <w:spacing w:before="60" w:after="40"/>
-    </w:pPr>
-  </w:style>
-  <w:style xmlns:w="http://schemas.openxmlformats.org/wordprocessingml/2006/main" w:type="paragraph" w:styleId="12">
-    <w:name w:val="toc 3"/>
-    <w:basedOn w:val="Normal"/>
-    <w:uiPriority w:val="39"/>
-    <w:pPr>
-      <w:tabs>
-        <w:tab w:val="right" w:leader="dot" w:pos="9026"/>
-      </w:tabs>
-      <w:ind w:left="720"/>
-      <w:spacing w:before="40" w:after="20"/>
-    </w:pPr>
-  </w:style>
 </w:styles>
 </file>